--- a/dossier-deets-apprentissage/word/19_Programme_des_Rendez-vous_du_mois_MEM.docx
+++ b/dossier-deets-apprentissage/word/19_Programme_des_Rendez-vous_du_mois_MEM.docx
@@ -4,29 +4,47 @@
   <w:body>
     <w:p>
       <w:pPr>
-        <w:spacing w:after="40"/>
+        <w:spacing w:after="80"/>
       </w:pPr>
       <w:r>
-        <w:rPr>
-          <w:rFonts w:ascii="Montserrat" w:cs="Montserrat" w:eastAsia="Montserrat" w:hAnsi="Montserrat"/>
-          <w:b/>
-          <w:bCs/>
-          <w:color w:val="1B3A6B"/>
-          <w:sz w:val="40"/>
-          <w:szCs w:val="40"/>
-        </w:rPr>
-        <w:t xml:space="preserve">YEBA</w:t>
-      </w:r>
-      <w:r>
-        <w:rPr>
-          <w:rFonts w:ascii="Montserrat" w:cs="Montserrat" w:eastAsia="Montserrat" w:hAnsi="Montserrat"/>
-          <w:b/>
-          <w:bCs/>
-          <w:color w:val="C9AB4C"/>
-          <w:sz w:val="40"/>
-          <w:szCs w:val="40"/>
-        </w:rPr>
-        <w:t xml:space="preserve">  FORMATIONS</w:t>
+        <w:drawing>
+          <wp:inline distT="0" distB="0" distL="0" distR="0">
+            <wp:extent cx="1143000" cy="971550"/>
+            <wp:effectExtent t="0" r="0" b="0" l="0"/>
+            <wp:docPr id="1" name="logo" descr="Logo YEBA FORMATIONS" title="Logo YEBA FORMATIONS"/>
+            <wp:cNvGraphicFramePr>
+              <a:graphicFrameLocks xmlns:a="http://schemas.openxmlformats.org/drawingml/2006/main" noChangeAspect="1"/>
+            </wp:cNvGraphicFramePr>
+            <a:graphic xmlns:a="http://schemas.openxmlformats.org/drawingml/2006/main">
+              <a:graphicData uri="http://schemas.openxmlformats.org/drawingml/2006/picture">
+                <pic:pic xmlns:pic="http://schemas.openxmlformats.org/drawingml/2006/picture">
+                  <pic:nvPicPr>
+                    <pic:cNvPr id="0" name="" descr=""/>
+                    <pic:cNvPicPr>
+                      <a:picLocks noChangeAspect="1" noChangeArrowheads="1"/>
+                    </pic:cNvPicPr>
+                  </pic:nvPicPr>
+                  <pic:blipFill>
+                    <a:blip r:embed="rId9" cstate="none"/>
+                    <a:srcRect/>
+                    <a:stretch>
+                      <a:fillRect/>
+                    </a:stretch>
+                  </pic:blipFill>
+                  <pic:spPr bwMode="auto">
+                    <a:xfrm>
+                      <a:off x="0" y="0"/>
+                      <a:ext cx="1143000" cy="971550"/>
+                    </a:xfrm>
+                    <a:prstGeom prst="rect">
+                      <a:avLst/>
+                    </a:prstGeom>
+                  </pic:spPr>
+                </pic:pic>
+              </a:graphicData>
+            </a:graphic>
+          </wp:inline>
+        </w:drawing>
       </w:r>
     </w:p>
     <w:p>
@@ -512,7 +530,7 @@
               <w:rPr>
                 <w:rFonts w:ascii="Inter" w:cs="Inter" w:eastAsia="Inter" w:hAnsi="Inter"/>
               </w:rPr>
-              <w:t xml:space="preserve">Aurélien LUMEKA, Directeur</w:t>
+              <w:t xml:space="preserve">Aurélien LUMEKA, Directeur — +262 693 32 24 45 — yebaformations@gmail.com</w:t>
             </w:r>
           </w:p>
         </w:tc>
@@ -565,7 +583,7 @@
               <w:rPr>
                 <w:rFonts w:ascii="Inter" w:cs="Inter" w:eastAsia="Inter" w:hAnsi="Inter"/>
               </w:rPr>
-              <w:t xml:space="preserve">Version 2 du 28/10/2026</w:t>
+              <w:t xml:space="preserve">Version 3 du 30/10/2026</w:t>
             </w:r>
           </w:p>
         </w:tc>
@@ -624,7 +642,7 @@
         <w:rPr>
           <w:rFonts w:ascii="Inter" w:cs="Inter" w:eastAsia="Inter" w:hAnsi="Inter"/>
         </w:rPr>
-        <w:t xml:space="preserve"> réunit la promotion pendant une demi-journée, en dehors des semaines au CFA. Il est toujours relié au métier de manager d’établissement marchand : manager une équipe, développer le commerce, piloter la rentabilité, ou préparer son avenir (emploi, création d’entreprise).</w:t>
+        <w:t xml:space="preserve"> réunit la promotion pendant une journée, un mardi, en dehors des semaines au CFA : le matin prépare ou prolonge l’activité, l’après-midi accueille la rencontre ou l’événement. Il est toujours relié au métier de manager d’établissement marchand : manager une équipe, développer le commerce, piloter la rentabilité, ou préparer son avenir (emploi, création d’entreprise).</w:t>
       </w:r>
     </w:p>
     <w:tbl>
@@ -749,7 +767,7 @@
               <w:rPr>
                 <w:rFonts w:ascii="Inter" w:cs="Inter" w:eastAsia="Inter" w:hAnsi="Inter"/>
               </w:rPr>
-              <w:t xml:space="preserve">Les 420 heures d’enseignement restent entières. Les Rendez-vous ajoutent 48 heures de formation (12 × 4 heures), soit 468 heures au total (pièce n° 18).</w:t>
+              <w:t xml:space="preserve">Les 420 heures d’enseignement restent entières. Les Rendez-vous ajoutent 84 heures de formation (12 × 7 heures), soit 504 heures au total (pièce n° 18).</w:t>
             </w:r>
           </w:p>
         </w:tc>
@@ -802,7 +820,7 @@
               <w:rPr>
                 <w:rFonts w:ascii="Inter" w:cs="Inter" w:eastAsia="Inter" w:hAnsi="Inter"/>
               </w:rPr>
-              <w:t xml:space="preserve">Un jeudi par mois, de 13 h à 17 h, pendant une semaine en entreprise. Le calendrier est remis à l’employeur avant la signature du contrat et annexé à la convention de formation.</w:t>
+              <w:t xml:space="preserve">Un mardi par mois, de 8 h à 12 h et de 13 h à 16 h (pauses de 15 minutes à 10 h et à 15 h), pendant une semaine en entreprise. Le calendrier est remis à l’employeur avant la signature du contrat et annexé à la convention de formation.</w:t>
             </w:r>
           </w:p>
         </w:tc>
@@ -1108,7 +1126,7 @@
               <w:rPr>
                 <w:rFonts w:ascii="Inter" w:cs="Inter" w:eastAsia="Inter" w:hAnsi="Inter"/>
               </w:rPr>
-              <w:t xml:space="preserve">Jeudi 18 mars 2027</w:t>
+              <w:t xml:space="preserve">Mardi 16 mars 2027</w:t>
             </w:r>
           </w:p>
         </w:tc>
@@ -1209,7 +1227,7 @@
               <w:rPr>
                 <w:rFonts w:ascii="Inter" w:cs="Inter" w:eastAsia="Inter" w:hAnsi="Inter"/>
               </w:rPr>
-              <w:t xml:space="preserve">Jeudi 22 avril 2027</w:t>
+              <w:t xml:space="preserve">Mardi 20 avril 2027</w:t>
             </w:r>
           </w:p>
         </w:tc>
@@ -1310,7 +1328,7 @@
               <w:rPr>
                 <w:rFonts w:ascii="Inter" w:cs="Inter" w:eastAsia="Inter" w:hAnsi="Inter"/>
               </w:rPr>
-              <w:t xml:space="preserve">Jeudi 27 mai 2027</w:t>
+              <w:t xml:space="preserve">Mardi 25 mai 2027</w:t>
             </w:r>
           </w:p>
         </w:tc>
@@ -1411,7 +1429,7 @@
               <w:rPr>
                 <w:rFonts w:ascii="Inter" w:cs="Inter" w:eastAsia="Inter" w:hAnsi="Inter"/>
               </w:rPr>
-              <w:t xml:space="preserve">Jeudi 24 juin 2027</w:t>
+              <w:t xml:space="preserve">Mardi 22 juin 2027</w:t>
             </w:r>
           </w:p>
         </w:tc>
@@ -1512,7 +1530,7 @@
               <w:rPr>
                 <w:rFonts w:ascii="Inter" w:cs="Inter" w:eastAsia="Inter" w:hAnsi="Inter"/>
               </w:rPr>
-              <w:t xml:space="preserve">Jeudi 22 juillet 2027</w:t>
+              <w:t xml:space="preserve">Mardi 20 juillet 2027</w:t>
             </w:r>
           </w:p>
         </w:tc>
@@ -1613,7 +1631,7 @@
               <w:rPr>
                 <w:rFonts w:ascii="Inter" w:cs="Inter" w:eastAsia="Inter" w:hAnsi="Inter"/>
               </w:rPr>
-              <w:t xml:space="preserve">Jeudi 26 août 2027</w:t>
+              <w:t xml:space="preserve">Mardi 24 août 2027</w:t>
             </w:r>
           </w:p>
         </w:tc>
@@ -1714,7 +1732,7 @@
               <w:rPr>
                 <w:rFonts w:ascii="Inter" w:cs="Inter" w:eastAsia="Inter" w:hAnsi="Inter"/>
               </w:rPr>
-              <w:t xml:space="preserve">Jeudi 23 septembre 2027</w:t>
+              <w:t xml:space="preserve">Mardi 21 septembre 2027</w:t>
             </w:r>
           </w:p>
         </w:tc>
@@ -1815,7 +1833,7 @@
               <w:rPr>
                 <w:rFonts w:ascii="Inter" w:cs="Inter" w:eastAsia="Inter" w:hAnsi="Inter"/>
               </w:rPr>
-              <w:t xml:space="preserve">Jeudi 21 octobre 2027</w:t>
+              <w:t xml:space="preserve">Mardi 19 octobre 2027</w:t>
             </w:r>
           </w:p>
         </w:tc>
@@ -1916,7 +1934,7 @@
               <w:rPr>
                 <w:rFonts w:ascii="Inter" w:cs="Inter" w:eastAsia="Inter" w:hAnsi="Inter"/>
               </w:rPr>
-              <w:t xml:space="preserve">Jeudi 25 novembre 2027</w:t>
+              <w:t xml:space="preserve">Mardi 23 novembre 2027</w:t>
             </w:r>
           </w:p>
         </w:tc>
@@ -2017,7 +2035,7 @@
               <w:rPr>
                 <w:rFonts w:ascii="Inter" w:cs="Inter" w:eastAsia="Inter" w:hAnsi="Inter"/>
               </w:rPr>
-              <w:t xml:space="preserve">Jeudi 16 décembre 2027</w:t>
+              <w:t xml:space="preserve">Mardi 14 décembre 2027</w:t>
             </w:r>
           </w:p>
         </w:tc>
@@ -2118,7 +2136,7 @@
               <w:rPr>
                 <w:rFonts w:ascii="Inter" w:cs="Inter" w:eastAsia="Inter" w:hAnsi="Inter"/>
               </w:rPr>
-              <w:t xml:space="preserve">Jeudi 20 janvier 2028</w:t>
+              <w:t xml:space="preserve">Mardi 18 janvier 2028</w:t>
             </w:r>
           </w:p>
         </w:tc>
@@ -2219,17 +2237,7 @@
               <w:rPr>
                 <w:rFonts w:ascii="Inter" w:cs="Inter" w:eastAsia="Inter" w:hAnsi="Inter"/>
               </w:rPr>
-              <w:t xml:space="preserve">Jeudi 24 février 2028 </w:t>
-            </w:r>
-            <w:r>
-              <w:rPr>
-                <w:rFonts w:ascii="Inter" w:cs="Inter" w:eastAsia="Inter" w:hAnsi="Inter"/>
-                <w:b/>
-                <w:bCs/>
-                <w:highlight w:val="yellow"/>
-                <w:highlightCs w:val="yellow"/>
-              </w:rPr>
-              <w:t xml:space="preserve">[à caler après la session de validation]</w:t>
+              <w:t xml:space="preserve">Mardi 29 février 2028</w:t>
             </w:r>
           </w:p>
         </w:tc>
@@ -2450,7 +2458,7 @@
               <w:rPr>
                 <w:rFonts w:ascii="Inter" w:cs="Inter" w:eastAsia="Inter" w:hAnsi="Inter"/>
               </w:rPr>
-              <w:t xml:space="preserve">Jeudi 18 mars 2027, 13 h – 17 h</w:t>
+              <w:t xml:space="preserve">Mardi 16 mars 2027, 8 h – 12 h et 13 h – 16 h</w:t>
             </w:r>
           </w:p>
         </w:tc>
@@ -2531,42 +2539,94 @@
               <w:rPr>
                 <w:rFonts w:ascii="Inter" w:cs="Inter" w:eastAsia="Inter" w:hAnsi="Inter"/>
               </w:rPr>
-              <w:t xml:space="preserve">Déroulé</w:t>
-            </w:r>
-          </w:p>
-        </w:tc>
-        <w:tc>
-          <w:tcPr>
-            <w:tcW w:type="dxa" w:w="7038"/>
-            <w:tcMar>
-              <w:top w:type="dxa" w:w="60"/>
-              <w:left w:type="dxa" w:w="90"/>
-              <w:bottom w:type="dxa" w:w="60"/>
-              <w:right w:type="dxa" w:w="90"/>
-            </w:tcMar>
-          </w:tcPr>
-          <w:p>
-            <w:pPr>
-              <w:spacing w:after="40"/>
-              <w:jc w:val="both"/>
-            </w:pPr>
-            <w:r>
-              <w:rPr>
-                <w:rFonts w:ascii="Inter" w:cs="Inter" w:eastAsia="Inter" w:hAnsi="Inter"/>
-              </w:rPr>
-              <w:t xml:space="preserve">Après-midi de cohésion de 4 heures : défi « magasin éphémère » par équipes (installer, vendre, encaisser en 2 heures, avec un vrai jury), suivi d’un débriefing sur les rôles de chacun dans une équipe.</w:t>
-            </w:r>
-          </w:p>
-        </w:tc>
-      </w:tr>
-      <w:tr>
-        <w:trPr>
-          <w:cantSplit/>
-        </w:trPr>
-        <w:tc>
-          <w:tcPr>
-            <w:tcW w:type="dxa" w:w="2600"/>
-            <w:shd w:fill="EEF1F6" w:color="auto" w:val="clear"/>
+              <w:t xml:space="preserve">Matin (8 h – 12 h)</w:t>
+            </w:r>
+          </w:p>
+        </w:tc>
+        <w:tc>
+          <w:tcPr>
+            <w:tcW w:type="dxa" w:w="7038"/>
+            <w:tcMar>
+              <w:top w:type="dxa" w:w="60"/>
+              <w:left w:type="dxa" w:w="90"/>
+              <w:bottom w:type="dxa" w:w="60"/>
+              <w:right w:type="dxa" w:w="90"/>
+            </w:tcMar>
+          </w:tcPr>
+          <w:p>
+            <w:pPr>
+              <w:spacing w:after="40"/>
+              <w:jc w:val="left"/>
+            </w:pPr>
+            <w:r>
+              <w:rPr>
+                <w:rFonts w:ascii="Inter" w:cs="Inter" w:eastAsia="Inter" w:hAnsi="Inter"/>
+              </w:rPr>
+              <w:t xml:space="preserve">Team building de 4 heures : défi « magasin éphémère » par équipes (installer, vendre, encaisser en temps limité, devant un vrai jury).</w:t>
+            </w:r>
+          </w:p>
+        </w:tc>
+      </w:tr>
+      <w:tr>
+        <w:trPr>
+          <w:cantSplit/>
+        </w:trPr>
+        <w:tc>
+          <w:tcPr>
+            <w:tcW w:type="dxa" w:w="2600"/>
+            <w:shd w:fill="EEF1F6" w:color="auto" w:val="clear"/>
+            <w:tcMar>
+              <w:top w:type="dxa" w:w="60"/>
+              <w:left w:type="dxa" w:w="90"/>
+              <w:bottom w:type="dxa" w:w="60"/>
+              <w:right w:type="dxa" w:w="90"/>
+            </w:tcMar>
+          </w:tcPr>
+          <w:p>
+            <w:pPr>
+              <w:spacing w:after="40"/>
+              <w:jc w:val="left"/>
+            </w:pPr>
+            <w:r>
+              <w:rPr>
+                <w:rFonts w:ascii="Inter" w:cs="Inter" w:eastAsia="Inter" w:hAnsi="Inter"/>
+              </w:rPr>
+              <w:t xml:space="preserve">Après-midi (13 h – 16 h)</w:t>
+            </w:r>
+          </w:p>
+        </w:tc>
+        <w:tc>
+          <w:tcPr>
+            <w:tcW w:type="dxa" w:w="7038"/>
+            <w:shd w:fill="EEF1F6" w:color="auto" w:val="clear"/>
+            <w:tcMar>
+              <w:top w:type="dxa" w:w="60"/>
+              <w:left w:type="dxa" w:w="90"/>
+              <w:bottom w:type="dxa" w:w="60"/>
+              <w:right w:type="dxa" w:w="90"/>
+            </w:tcMar>
+          </w:tcPr>
+          <w:p>
+            <w:pPr>
+              <w:spacing w:after="40"/>
+              <w:jc w:val="left"/>
+            </w:pPr>
+            <w:r>
+              <w:rPr>
+                <w:rFonts w:ascii="Inter" w:cs="Inter" w:eastAsia="Inter" w:hAnsi="Inter"/>
+              </w:rPr>
+              <w:t xml:space="preserve">Débriefing : les rôles de chacun dans une équipe et ce qu’ils disent du manager ; constitution des binômes d’entraide.</w:t>
+            </w:r>
+          </w:p>
+        </w:tc>
+      </w:tr>
+      <w:tr>
+        <w:trPr>
+          <w:cantSplit/>
+        </w:trPr>
+        <w:tc>
+          <w:tcPr>
+            <w:tcW w:type="dxa" w:w="2600"/>
             <w:tcMar>
               <w:top w:type="dxa" w:w="60"/>
               <w:left w:type="dxa" w:w="90"/>
@@ -2590,7 +2650,6 @@
         <w:tc>
           <w:tcPr>
             <w:tcW w:type="dxa" w:w="7038"/>
-            <w:shd w:fill="EEF1F6" w:color="auto" w:val="clear"/>
             <w:tcMar>
               <w:top w:type="dxa" w:w="60"/>
               <w:left w:type="dxa" w:w="90"/>
@@ -2619,6 +2678,7 @@
         <w:tc>
           <w:tcPr>
             <w:tcW w:type="dxa" w:w="2600"/>
+            <w:shd w:fill="EEF1F6" w:color="auto" w:val="clear"/>
             <w:tcMar>
               <w:top w:type="dxa" w:w="60"/>
               <w:left w:type="dxa" w:w="90"/>
@@ -2642,6 +2702,7 @@
         <w:tc>
           <w:tcPr>
             <w:tcW w:type="dxa" w:w="7038"/>
+            <w:shd w:fill="EEF1F6" w:color="auto" w:val="clear"/>
             <w:tcMar>
               <w:top w:type="dxa" w:w="60"/>
               <w:left w:type="dxa" w:w="90"/>
@@ -2680,7 +2741,6 @@
         <w:tc>
           <w:tcPr>
             <w:tcW w:type="dxa" w:w="2600"/>
-            <w:shd w:fill="EEF1F6" w:color="auto" w:val="clear"/>
             <w:tcMar>
               <w:top w:type="dxa" w:w="60"/>
               <w:left w:type="dxa" w:w="90"/>
@@ -2704,7 +2764,6 @@
         <w:tc>
           <w:tcPr>
             <w:tcW w:type="dxa" w:w="7038"/>
-            <w:shd w:fill="EEF1F6" w:color="auto" w:val="clear"/>
             <w:tcMar>
               <w:top w:type="dxa" w:w="60"/>
               <w:left w:type="dxa" w:w="90"/>
@@ -2867,7 +2926,7 @@
               <w:rPr>
                 <w:rFonts w:ascii="Inter" w:cs="Inter" w:eastAsia="Inter" w:hAnsi="Inter"/>
               </w:rPr>
-              <w:t xml:space="preserve">Jeudi 22 avril 2027, 13 h – 17 h</w:t>
+              <w:t xml:space="preserve">Mardi 20 avril 2027, 8 h – 12 h et 13 h – 16 h</w:t>
             </w:r>
           </w:p>
         </w:tc>
@@ -2948,7 +3007,7 @@
               <w:rPr>
                 <w:rFonts w:ascii="Inter" w:cs="Inter" w:eastAsia="Inter" w:hAnsi="Inter"/>
               </w:rPr>
-              <w:t xml:space="preserve">Déroulé</w:t>
+              <w:t xml:space="preserve">Matin (8 h – 12 h)</w:t>
             </w:r>
           </w:p>
         </w:tc>
@@ -2971,19 +3030,71 @@
               <w:rPr>
                 <w:rFonts w:ascii="Inter" w:cs="Inter" w:eastAsia="Inter" w:hAnsi="Inter"/>
               </w:rPr>
-              <w:t xml:space="preserve">Rencontre avec un expert en cybersécurité (arnaques au faux fournisseur, sécurité des paiements et des caisses, mots de passe) et démonstrations d’outils d’IA utiles au manager : planning d’équipe, prévisions de ventes, rédaction d’annonces. Rappel des règles RGPD sur les données clients.</w:t>
-            </w:r>
-          </w:p>
-        </w:tc>
-      </w:tr>
-      <w:tr>
-        <w:trPr>
-          <w:cantSplit/>
-        </w:trPr>
-        <w:tc>
-          <w:tcPr>
-            <w:tcW w:type="dxa" w:w="2600"/>
-            <w:shd w:fill="EEF1F6" w:color="auto" w:val="clear"/>
+              <w:t xml:space="preserve">Atelier « les outils d’IA du manager » : planning d’équipe, prévisions de ventes, rédaction d’annonces ; règles RGPD sur les données des clients et des salariés.</w:t>
+            </w:r>
+          </w:p>
+        </w:tc>
+      </w:tr>
+      <w:tr>
+        <w:trPr>
+          <w:cantSplit/>
+        </w:trPr>
+        <w:tc>
+          <w:tcPr>
+            <w:tcW w:type="dxa" w:w="2600"/>
+            <w:shd w:fill="EEF1F6" w:color="auto" w:val="clear"/>
+            <w:tcMar>
+              <w:top w:type="dxa" w:w="60"/>
+              <w:left w:type="dxa" w:w="90"/>
+              <w:bottom w:type="dxa" w:w="60"/>
+              <w:right w:type="dxa" w:w="90"/>
+            </w:tcMar>
+          </w:tcPr>
+          <w:p>
+            <w:pPr>
+              <w:spacing w:after="40"/>
+              <w:jc w:val="left"/>
+            </w:pPr>
+            <w:r>
+              <w:rPr>
+                <w:rFonts w:ascii="Inter" w:cs="Inter" w:eastAsia="Inter" w:hAnsi="Inter"/>
+              </w:rPr>
+              <w:t xml:space="preserve">Après-midi (13 h – 16 h)</w:t>
+            </w:r>
+          </w:p>
+        </w:tc>
+        <w:tc>
+          <w:tcPr>
+            <w:tcW w:type="dxa" w:w="7038"/>
+            <w:shd w:fill="EEF1F6" w:color="auto" w:val="clear"/>
+            <w:tcMar>
+              <w:top w:type="dxa" w:w="60"/>
+              <w:left w:type="dxa" w:w="90"/>
+              <w:bottom w:type="dxa" w:w="60"/>
+              <w:right w:type="dxa" w:w="90"/>
+            </w:tcMar>
+          </w:tcPr>
+          <w:p>
+            <w:pPr>
+              <w:spacing w:after="40"/>
+              <w:jc w:val="both"/>
+            </w:pPr>
+            <w:r>
+              <w:rPr>
+                <w:rFonts w:ascii="Inter" w:cs="Inter" w:eastAsia="Inter" w:hAnsi="Inter"/>
+              </w:rPr>
+              <w:t xml:space="preserve">Rencontre avec un expert en cybersécurité : arnaques au faux fournisseur, sécurité des paiements et des caisses, mots de passe ; quiz par équipes.</w:t>
+            </w:r>
+          </w:p>
+        </w:tc>
+      </w:tr>
+      <w:tr>
+        <w:trPr>
+          <w:cantSplit/>
+        </w:trPr>
+        <w:tc>
+          <w:tcPr>
+            <w:tcW w:type="dxa" w:w="2600"/>
             <w:tcMar>
               <w:top w:type="dxa" w:w="60"/>
               <w:left w:type="dxa" w:w="90"/>
@@ -3007,7 +3118,6 @@
         <w:tc>
           <w:tcPr>
             <w:tcW w:type="dxa" w:w="7038"/>
-            <w:shd w:fill="EEF1F6" w:color="auto" w:val="clear"/>
             <w:tcMar>
               <w:top w:type="dxa" w:w="60"/>
               <w:left w:type="dxa" w:w="90"/>
@@ -3036,6 +3146,7 @@
         <w:tc>
           <w:tcPr>
             <w:tcW w:type="dxa" w:w="2600"/>
+            <w:shd w:fill="EEF1F6" w:color="auto" w:val="clear"/>
             <w:tcMar>
               <w:top w:type="dxa" w:w="60"/>
               <w:left w:type="dxa" w:w="90"/>
@@ -3059,6 +3170,7 @@
         <w:tc>
           <w:tcPr>
             <w:tcW w:type="dxa" w:w="7038"/>
+            <w:shd w:fill="EEF1F6" w:color="auto" w:val="clear"/>
             <w:tcMar>
               <w:top w:type="dxa" w:w="60"/>
               <w:left w:type="dxa" w:w="90"/>
@@ -3079,7 +3191,7 @@
                 <w:highlight w:val="yellow"/>
                 <w:highlightCs w:val="yellow"/>
               </w:rPr>
-              <w:t xml:space="preserve">[Expert cybersécurité à identifier]</w:t>
+              <w:t xml:space="preserve">[Expert cybersécurité à solliciter]</w:t>
             </w:r>
             <w:r>
               <w:rPr>
@@ -3097,7 +3209,6 @@
         <w:tc>
           <w:tcPr>
             <w:tcW w:type="dxa" w:w="2600"/>
-            <w:shd w:fill="EEF1F6" w:color="auto" w:val="clear"/>
             <w:tcMar>
               <w:top w:type="dxa" w:w="60"/>
               <w:left w:type="dxa" w:w="90"/>
@@ -3121,7 +3232,6 @@
         <w:tc>
           <w:tcPr>
             <w:tcW w:type="dxa" w:w="7038"/>
-            <w:shd w:fill="EEF1F6" w:color="auto" w:val="clear"/>
             <w:tcMar>
               <w:top w:type="dxa" w:w="60"/>
               <w:left w:type="dxa" w:w="90"/>
@@ -3284,7 +3394,7 @@
               <w:rPr>
                 <w:rFonts w:ascii="Inter" w:cs="Inter" w:eastAsia="Inter" w:hAnsi="Inter"/>
               </w:rPr>
-              <w:t xml:space="preserve">Jeudi 27 mai 2027, 13 h – 17 h</w:t>
+              <w:t xml:space="preserve">Mardi 25 mai 2027, 8 h – 12 h et 13 h – 16 h</w:t>
             </w:r>
           </w:p>
         </w:tc>
@@ -3365,7 +3475,7 @@
               <w:rPr>
                 <w:rFonts w:ascii="Inter" w:cs="Inter" w:eastAsia="Inter" w:hAnsi="Inter"/>
               </w:rPr>
-              <w:t xml:space="preserve">Déroulé</w:t>
+              <w:t xml:space="preserve">Matin (8 h – 12 h)</w:t>
             </w:r>
           </w:p>
         </w:tc>
@@ -3388,19 +3498,71 @@
               <w:rPr>
                 <w:rFonts w:ascii="Inter" w:cs="Inter" w:eastAsia="Inter" w:hAnsi="Inter"/>
               </w:rPr>
-              <w:t xml:space="preserve">Visite commentée du centre-ville commerçant de Saint-Denis et du Grand Marché : histoire des boutiques chinoises, des comptoirs et du commerce de l’île, observation des vitrines et de l’accueil client, puis échange avec un commerçant historique.</w:t>
-            </w:r>
-          </w:p>
-        </w:tc>
-      </w:tr>
-      <w:tr>
-        <w:trPr>
-          <w:cantSplit/>
-        </w:trPr>
-        <w:tc>
-          <w:tcPr>
-            <w:tcW w:type="dxa" w:w="2600"/>
-            <w:shd w:fill="EEF1F6" w:color="auto" w:val="clear"/>
+              <w:t xml:space="preserve">Visite commentée du centre-ville commerçant de Saint-Denis et du Grand Marché : histoire des boutiques chinoises, des comptoirs et du commerce de l’île.</w:t>
+            </w:r>
+          </w:p>
+        </w:tc>
+      </w:tr>
+      <w:tr>
+        <w:trPr>
+          <w:cantSplit/>
+        </w:trPr>
+        <w:tc>
+          <w:tcPr>
+            <w:tcW w:type="dxa" w:w="2600"/>
+            <w:shd w:fill="EEF1F6" w:color="auto" w:val="clear"/>
+            <w:tcMar>
+              <w:top w:type="dxa" w:w="60"/>
+              <w:left w:type="dxa" w:w="90"/>
+              <w:bottom w:type="dxa" w:w="60"/>
+              <w:right w:type="dxa" w:w="90"/>
+            </w:tcMar>
+          </w:tcPr>
+          <w:p>
+            <w:pPr>
+              <w:spacing w:after="40"/>
+              <w:jc w:val="left"/>
+            </w:pPr>
+            <w:r>
+              <w:rPr>
+                <w:rFonts w:ascii="Inter" w:cs="Inter" w:eastAsia="Inter" w:hAnsi="Inter"/>
+              </w:rPr>
+              <w:t xml:space="preserve">Après-midi (13 h – 16 h)</w:t>
+            </w:r>
+          </w:p>
+        </w:tc>
+        <w:tc>
+          <w:tcPr>
+            <w:tcW w:type="dxa" w:w="7038"/>
+            <w:shd w:fill="EEF1F6" w:color="auto" w:val="clear"/>
+            <w:tcMar>
+              <w:top w:type="dxa" w:w="60"/>
+              <w:left w:type="dxa" w:w="90"/>
+              <w:bottom w:type="dxa" w:w="60"/>
+              <w:right w:type="dxa" w:w="90"/>
+            </w:tcMar>
+          </w:tcPr>
+          <w:p>
+            <w:pPr>
+              <w:spacing w:after="40"/>
+              <w:jc w:val="both"/>
+            </w:pPr>
+            <w:r>
+              <w:rPr>
+                <w:rFonts w:ascii="Inter" w:cs="Inter" w:eastAsia="Inter" w:hAnsi="Inter"/>
+              </w:rPr>
+              <w:t xml:space="preserve">Échange avec un commerçant historique, puis atelier « ce que j’ai observé » : vitrines, accueil, ambiance, idées à rapporter dans son magasin.</w:t>
+            </w:r>
+          </w:p>
+        </w:tc>
+      </w:tr>
+      <w:tr>
+        <w:trPr>
+          <w:cantSplit/>
+        </w:trPr>
+        <w:tc>
+          <w:tcPr>
+            <w:tcW w:type="dxa" w:w="2600"/>
             <w:tcMar>
               <w:top w:type="dxa" w:w="60"/>
               <w:left w:type="dxa" w:w="90"/>
@@ -3424,7 +3586,6 @@
         <w:tc>
           <w:tcPr>
             <w:tcW w:type="dxa" w:w="7038"/>
-            <w:shd w:fill="EEF1F6" w:color="auto" w:val="clear"/>
             <w:tcMar>
               <w:top w:type="dxa" w:w="60"/>
               <w:left w:type="dxa" w:w="90"/>
@@ -3453,6 +3614,7 @@
         <w:tc>
           <w:tcPr>
             <w:tcW w:type="dxa" w:w="2600"/>
+            <w:shd w:fill="EEF1F6" w:color="auto" w:val="clear"/>
             <w:tcMar>
               <w:top w:type="dxa" w:w="60"/>
               <w:left w:type="dxa" w:w="90"/>
@@ -3476,6 +3638,7 @@
         <w:tc>
           <w:tcPr>
             <w:tcW w:type="dxa" w:w="7038"/>
+            <w:shd w:fill="EEF1F6" w:color="auto" w:val="clear"/>
             <w:tcMar>
               <w:top w:type="dxa" w:w="60"/>
               <w:left w:type="dxa" w:w="90"/>
@@ -3496,25 +3659,18 @@
                 <w:highlight w:val="yellow"/>
                 <w:highlightCs w:val="yellow"/>
               </w:rPr>
-              <w:t xml:space="preserve">[Guide-conférencier ou office de tourisme à solliciter]</w:t>
-            </w:r>
-            <w:r>
-              <w:rPr>
-                <w:rFonts w:ascii="Inter" w:cs="Inter" w:eastAsia="Inter" w:hAnsi="Inter"/>
-              </w:rPr>
-              <w:t xml:space="preserve"> ; commerçants du centre-ville</w:t>
-            </w:r>
-          </w:p>
-        </w:tc>
-      </w:tr>
-      <w:tr>
-        <w:trPr>
-          <w:cantSplit/>
-        </w:trPr>
-        <w:tc>
-          <w:tcPr>
-            <w:tcW w:type="dxa" w:w="2600"/>
-            <w:shd w:fill="EEF1F6" w:color="auto" w:val="clear"/>
+              <w:t xml:space="preserve">[Guide-conférencier et commerçant à solliciter]</w:t>
+            </w:r>
+          </w:p>
+        </w:tc>
+      </w:tr>
+      <w:tr>
+        <w:trPr>
+          <w:cantSplit/>
+        </w:trPr>
+        <w:tc>
+          <w:tcPr>
+            <w:tcW w:type="dxa" w:w="2600"/>
             <w:tcMar>
               <w:top w:type="dxa" w:w="60"/>
               <w:left w:type="dxa" w:w="90"/>
@@ -3538,7 +3694,6 @@
         <w:tc>
           <w:tcPr>
             <w:tcW w:type="dxa" w:w="7038"/>
-            <w:shd w:fill="EEF1F6" w:color="auto" w:val="clear"/>
             <w:tcMar>
               <w:top w:type="dxa" w:w="60"/>
               <w:left w:type="dxa" w:w="90"/>
@@ -3701,7 +3856,7 @@
               <w:rPr>
                 <w:rFonts w:ascii="Inter" w:cs="Inter" w:eastAsia="Inter" w:hAnsi="Inter"/>
               </w:rPr>
-              <w:t xml:space="preserve">Jeudi 24 juin 2027, 13 h – 17 h</w:t>
+              <w:t xml:space="preserve">Mardi 22 juin 2027, 8 h – 12 h et 13 h – 16 h</w:t>
             </w:r>
           </w:p>
         </w:tc>
@@ -3782,7 +3937,7 @@
               <w:rPr>
                 <w:rFonts w:ascii="Inter" w:cs="Inter" w:eastAsia="Inter" w:hAnsi="Inter"/>
               </w:rPr>
-              <w:t xml:space="preserve">Déroulé</w:t>
+              <w:t xml:space="preserve">Matin (8 h – 12 h)</w:t>
             </w:r>
           </w:p>
         </w:tc>
@@ -3805,19 +3960,71 @@
               <w:rPr>
                 <w:rFonts w:ascii="Inter" w:cs="Inter" w:eastAsia="Inter" w:hAnsi="Inter"/>
               </w:rPr>
-              <w:t xml:space="preserve">Table ronde avec la CCI Réunion (création, reprise, formalités), le tribunal mixte de commerce de Saint-Denis (greffe, registre du commerce, prévention des difficultés) et Bpifrance Réunion (financement, garanties). Les apprentis préparent leurs questions en amont.</w:t>
-            </w:r>
-          </w:p>
-        </w:tc>
-      </w:tr>
-      <w:tr>
-        <w:trPr>
-          <w:cantSplit/>
-        </w:trPr>
-        <w:tc>
-          <w:tcPr>
-            <w:tcW w:type="dxa" w:w="2600"/>
-            <w:shd w:fill="EEF1F6" w:color="auto" w:val="clear"/>
+              <w:t xml:space="preserve">Préparation : qui fait quoi dans l’accompagnement des entreprises à La Réunion ; recherche documentaire par équipes et rédaction des questions.</w:t>
+            </w:r>
+          </w:p>
+        </w:tc>
+      </w:tr>
+      <w:tr>
+        <w:trPr>
+          <w:cantSplit/>
+        </w:trPr>
+        <w:tc>
+          <w:tcPr>
+            <w:tcW w:type="dxa" w:w="2600"/>
+            <w:shd w:fill="EEF1F6" w:color="auto" w:val="clear"/>
+            <w:tcMar>
+              <w:top w:type="dxa" w:w="60"/>
+              <w:left w:type="dxa" w:w="90"/>
+              <w:bottom w:type="dxa" w:w="60"/>
+              <w:right w:type="dxa" w:w="90"/>
+            </w:tcMar>
+          </w:tcPr>
+          <w:p>
+            <w:pPr>
+              <w:spacing w:after="40"/>
+              <w:jc w:val="left"/>
+            </w:pPr>
+            <w:r>
+              <w:rPr>
+                <w:rFonts w:ascii="Inter" w:cs="Inter" w:eastAsia="Inter" w:hAnsi="Inter"/>
+              </w:rPr>
+              <w:t xml:space="preserve">Après-midi (13 h – 16 h)</w:t>
+            </w:r>
+          </w:p>
+        </w:tc>
+        <w:tc>
+          <w:tcPr>
+            <w:tcW w:type="dxa" w:w="7038"/>
+            <w:shd w:fill="EEF1F6" w:color="auto" w:val="clear"/>
+            <w:tcMar>
+              <w:top w:type="dxa" w:w="60"/>
+              <w:left w:type="dxa" w:w="90"/>
+              <w:bottom w:type="dxa" w:w="60"/>
+              <w:right w:type="dxa" w:w="90"/>
+            </w:tcMar>
+          </w:tcPr>
+          <w:p>
+            <w:pPr>
+              <w:spacing w:after="40"/>
+              <w:jc w:val="both"/>
+            </w:pPr>
+            <w:r>
+              <w:rPr>
+                <w:rFonts w:ascii="Inter" w:cs="Inter" w:eastAsia="Inter" w:hAnsi="Inter"/>
+              </w:rPr>
+              <w:t xml:space="preserve">Table ronde avec la CCI Réunion (création, reprise, formalités), le tribunal mixte de commerce de Saint-Denis (greffe, registre du commerce, prévention des difficultés) et Bpifrance Réunion (financement, garanties).</w:t>
+            </w:r>
+          </w:p>
+        </w:tc>
+      </w:tr>
+      <w:tr>
+        <w:trPr>
+          <w:cantSplit/>
+        </w:trPr>
+        <w:tc>
+          <w:tcPr>
+            <w:tcW w:type="dxa" w:w="2600"/>
             <w:tcMar>
               <w:top w:type="dxa" w:w="60"/>
               <w:left w:type="dxa" w:w="90"/>
@@ -3841,7 +4048,6 @@
         <w:tc>
           <w:tcPr>
             <w:tcW w:type="dxa" w:w="7038"/>
-            <w:shd w:fill="EEF1F6" w:color="auto" w:val="clear"/>
             <w:tcMar>
               <w:top w:type="dxa" w:w="60"/>
               <w:left w:type="dxa" w:w="90"/>
@@ -3870,6 +4076,7 @@
         <w:tc>
           <w:tcPr>
             <w:tcW w:type="dxa" w:w="2600"/>
+            <w:shd w:fill="EEF1F6" w:color="auto" w:val="clear"/>
             <w:tcMar>
               <w:top w:type="dxa" w:w="60"/>
               <w:left w:type="dxa" w:w="90"/>
@@ -3893,6 +4100,7 @@
         <w:tc>
           <w:tcPr>
             <w:tcW w:type="dxa" w:w="7038"/>
+            <w:shd w:fill="EEF1F6" w:color="auto" w:val="clear"/>
             <w:tcMar>
               <w:top w:type="dxa" w:w="60"/>
               <w:left w:type="dxa" w:w="90"/>
@@ -3931,7 +4139,6 @@
         <w:tc>
           <w:tcPr>
             <w:tcW w:type="dxa" w:w="2600"/>
-            <w:shd w:fill="EEF1F6" w:color="auto" w:val="clear"/>
             <w:tcMar>
               <w:top w:type="dxa" w:w="60"/>
               <w:left w:type="dxa" w:w="90"/>
@@ -3955,7 +4162,6 @@
         <w:tc>
           <w:tcPr>
             <w:tcW w:type="dxa" w:w="7038"/>
-            <w:shd w:fill="EEF1F6" w:color="auto" w:val="clear"/>
             <w:tcMar>
               <w:top w:type="dxa" w:w="60"/>
               <w:left w:type="dxa" w:w="90"/>
@@ -4118,7 +4324,7 @@
               <w:rPr>
                 <w:rFonts w:ascii="Inter" w:cs="Inter" w:eastAsia="Inter" w:hAnsi="Inter"/>
               </w:rPr>
-              <w:t xml:space="preserve">Jeudi 22 juillet 2027, 13 h – 17 h</w:t>
+              <w:t xml:space="preserve">Mardi 20 juillet 2027, 8 h – 12 h et 13 h – 16 h</w:t>
             </w:r>
           </w:p>
         </w:tc>
@@ -4199,13 +4405,66 @@
               <w:rPr>
                 <w:rFonts w:ascii="Inter" w:cs="Inter" w:eastAsia="Inter" w:hAnsi="Inter"/>
               </w:rPr>
-              <w:t xml:space="preserve">Déroulé</w:t>
-            </w:r>
-          </w:p>
-        </w:tc>
-        <w:tc>
-          <w:tcPr>
-            <w:tcW w:type="dxa" w:w="7038"/>
+              <w:t xml:space="preserve">Matin (8 h – 12 h)</w:t>
+            </w:r>
+          </w:p>
+        </w:tc>
+        <w:tc>
+          <w:tcPr>
+            <w:tcW w:type="dxa" w:w="7038"/>
+            <w:tcMar>
+              <w:top w:type="dxa" w:w="60"/>
+              <w:left w:type="dxa" w:w="90"/>
+              <w:bottom w:type="dxa" w:w="60"/>
+              <w:right w:type="dxa" w:w="90"/>
+            </w:tcMar>
+          </w:tcPr>
+          <w:p>
+            <w:pPr>
+              <w:spacing w:after="40"/>
+              <w:jc w:val="left"/>
+            </w:pPr>
+            <w:r>
+              <w:rPr>
+                <w:rFonts w:ascii="Inter" w:cs="Inter" w:eastAsia="Inter" w:hAnsi="Inter"/>
+              </w:rPr>
+              <w:t xml:space="preserve">Atelier d’expression (slam, maloya ou danse) : oser prendre la parole et se mettre en scène devant un groupe.</w:t>
+            </w:r>
+          </w:p>
+        </w:tc>
+      </w:tr>
+      <w:tr>
+        <w:trPr>
+          <w:cantSplit/>
+        </w:trPr>
+        <w:tc>
+          <w:tcPr>
+            <w:tcW w:type="dxa" w:w="2600"/>
+            <w:shd w:fill="EEF1F6" w:color="auto" w:val="clear"/>
+            <w:tcMar>
+              <w:top w:type="dxa" w:w="60"/>
+              <w:left w:type="dxa" w:w="90"/>
+              <w:bottom w:type="dxa" w:w="60"/>
+              <w:right w:type="dxa" w:w="90"/>
+            </w:tcMar>
+          </w:tcPr>
+          <w:p>
+            <w:pPr>
+              <w:spacing w:after="40"/>
+              <w:jc w:val="left"/>
+            </w:pPr>
+            <w:r>
+              <w:rPr>
+                <w:rFonts w:ascii="Inter" w:cs="Inter" w:eastAsia="Inter" w:hAnsi="Inter"/>
+              </w:rPr>
+              <w:t xml:space="preserve">Après-midi (13 h – 16 h)</w:t>
+            </w:r>
+          </w:p>
+        </w:tc>
+        <w:tc>
+          <w:tcPr>
+            <w:tcW w:type="dxa" w:w="7038"/>
+            <w:shd w:fill="EEF1F6" w:color="auto" w:val="clear"/>
             <w:tcMar>
               <w:top w:type="dxa" w:w="60"/>
               <w:left w:type="dxa" w:w="90"/>
@@ -4222,19 +4481,18 @@
               <w:rPr>
                 <w:rFonts w:ascii="Inter" w:cs="Inter" w:eastAsia="Inter" w:hAnsi="Inter"/>
               </w:rPr>
-              <w:t xml:space="preserve">Rencontre avec un(e) artiste réunionnais(e) reconnu(e) : son parcours, la gestion de sa carrière comme une entreprise, le travail en équipe, la scène comme école de la prise de parole. Courte initiation (slam, maloya ou danse) pour s’essayer à l’expression en public.</w:t>
-            </w:r>
-          </w:p>
-        </w:tc>
-      </w:tr>
-      <w:tr>
-        <w:trPr>
-          <w:cantSplit/>
-        </w:trPr>
-        <w:tc>
-          <w:tcPr>
-            <w:tcW w:type="dxa" w:w="2600"/>
-            <w:shd w:fill="EEF1F6" w:color="auto" w:val="clear"/>
+              <w:t xml:space="preserve">Rencontre avec un(e) artiste réunionnais(e) reconnu(e) : son parcours, la gestion de sa carrière comme une entreprise, le travail en équipe, la scène comme école de la prise de parole.</w:t>
+            </w:r>
+          </w:p>
+        </w:tc>
+      </w:tr>
+      <w:tr>
+        <w:trPr>
+          <w:cantSplit/>
+        </w:trPr>
+        <w:tc>
+          <w:tcPr>
+            <w:tcW w:type="dxa" w:w="2600"/>
             <w:tcMar>
               <w:top w:type="dxa" w:w="60"/>
               <w:left w:type="dxa" w:w="90"/>
@@ -4258,7 +4516,6 @@
         <w:tc>
           <w:tcPr>
             <w:tcW w:type="dxa" w:w="7038"/>
-            <w:shd w:fill="EEF1F6" w:color="auto" w:val="clear"/>
             <w:tcMar>
               <w:top w:type="dxa" w:w="60"/>
               <w:left w:type="dxa" w:w="90"/>
@@ -4287,6 +4544,7 @@
         <w:tc>
           <w:tcPr>
             <w:tcW w:type="dxa" w:w="2600"/>
+            <w:shd w:fill="EEF1F6" w:color="auto" w:val="clear"/>
             <w:tcMar>
               <w:top w:type="dxa" w:w="60"/>
               <w:left w:type="dxa" w:w="90"/>
@@ -4310,6 +4568,7 @@
         <w:tc>
           <w:tcPr>
             <w:tcW w:type="dxa" w:w="7038"/>
+            <w:shd w:fill="EEF1F6" w:color="auto" w:val="clear"/>
             <w:tcMar>
               <w:top w:type="dxa" w:w="60"/>
               <w:left w:type="dxa" w:w="90"/>
@@ -4342,7 +4601,6 @@
         <w:tc>
           <w:tcPr>
             <w:tcW w:type="dxa" w:w="2600"/>
-            <w:shd w:fill="EEF1F6" w:color="auto" w:val="clear"/>
             <w:tcMar>
               <w:top w:type="dxa" w:w="60"/>
               <w:left w:type="dxa" w:w="90"/>
@@ -4366,7 +4624,6 @@
         <w:tc>
           <w:tcPr>
             <w:tcW w:type="dxa" w:w="7038"/>
-            <w:shd w:fill="EEF1F6" w:color="auto" w:val="clear"/>
             <w:tcMar>
               <w:top w:type="dxa" w:w="60"/>
               <w:left w:type="dxa" w:w="90"/>
@@ -4529,7 +4786,7 @@
               <w:rPr>
                 <w:rFonts w:ascii="Inter" w:cs="Inter" w:eastAsia="Inter" w:hAnsi="Inter"/>
               </w:rPr>
-              <w:t xml:space="preserve">Jeudi 26 août 2027, 13 h – 17 h</w:t>
+              <w:t xml:space="preserve">Mardi 24 août 2027, 8 h – 12 h et 13 h – 16 h</w:t>
             </w:r>
           </w:p>
         </w:tc>
@@ -4610,30 +4867,30 @@
               <w:rPr>
                 <w:rFonts w:ascii="Inter" w:cs="Inter" w:eastAsia="Inter" w:hAnsi="Inter"/>
               </w:rPr>
-              <w:t xml:space="preserve">Déroulé</w:t>
-            </w:r>
-          </w:p>
-        </w:tc>
-        <w:tc>
-          <w:tcPr>
-            <w:tcW w:type="dxa" w:w="7038"/>
-            <w:tcMar>
-              <w:top w:type="dxa" w:w="60"/>
-              <w:left w:type="dxa" w:w="90"/>
-              <w:bottom w:type="dxa" w:w="60"/>
-              <w:right w:type="dxa" w:w="90"/>
-            </w:tcMar>
-          </w:tcPr>
-          <w:p>
-            <w:pPr>
-              <w:spacing w:after="40"/>
-              <w:jc w:val="both"/>
-            </w:pPr>
-            <w:r>
-              <w:rPr>
-                <w:rFonts w:ascii="Inter" w:cs="Inter" w:eastAsia="Inter" w:hAnsi="Inter"/>
-              </w:rPr>
-              <w:t xml:space="preserve">Tournoi sportif (football à 5, beach-volley ou relais) </w:t>
+              <w:t xml:space="preserve">Matin (8 h – 12 h)</w:t>
+            </w:r>
+          </w:p>
+        </w:tc>
+        <w:tc>
+          <w:tcPr>
+            <w:tcW w:type="dxa" w:w="7038"/>
+            <w:tcMar>
+              <w:top w:type="dxa" w:w="60"/>
+              <w:left w:type="dxa" w:w="90"/>
+              <w:bottom w:type="dxa" w:w="60"/>
+              <w:right w:type="dxa" w:w="90"/>
+            </w:tcMar>
+          </w:tcPr>
+          <w:p>
+            <w:pPr>
+              <w:spacing w:after="40"/>
+              <w:jc w:val="left"/>
+            </w:pPr>
+            <w:r>
+              <w:rPr>
+                <w:rFonts w:ascii="Inter" w:cs="Inter" w:eastAsia="Inter" w:hAnsi="Inter"/>
+              </w:rPr>
+              <w:t xml:space="preserve">Installation et tournoi sportif (football à 5, beach-volley ou relais) </w:t>
             </w:r>
             <w:r>
               <w:rPr>
@@ -4647,19 +4904,71 @@
               <w:rPr>
                 <w:rFonts w:ascii="Inter" w:cs="Inter" w:eastAsia="Inter" w:hAnsi="Inter"/>
               </w:rPr>
-              <w:t xml:space="preserve"> au profit d’une association : budget, communication, recherche de lots auprès des magasins d’accueil, logistique, sécurité. Variante : participation collective à une course solidaire de l’île.</w:t>
-            </w:r>
-          </w:p>
-        </w:tc>
-      </w:tr>
-      <w:tr>
-        <w:trPr>
-          <w:cantSplit/>
-        </w:trPr>
-        <w:tc>
-          <w:tcPr>
-            <w:tcW w:type="dxa" w:w="2600"/>
-            <w:shd w:fill="EEF1F6" w:color="auto" w:val="clear"/>
+              <w:t xml:space="preserve"> au profit d’une association.</w:t>
+            </w:r>
+          </w:p>
+        </w:tc>
+      </w:tr>
+      <w:tr>
+        <w:trPr>
+          <w:cantSplit/>
+        </w:trPr>
+        <w:tc>
+          <w:tcPr>
+            <w:tcW w:type="dxa" w:w="2600"/>
+            <w:shd w:fill="EEF1F6" w:color="auto" w:val="clear"/>
+            <w:tcMar>
+              <w:top w:type="dxa" w:w="60"/>
+              <w:left w:type="dxa" w:w="90"/>
+              <w:bottom w:type="dxa" w:w="60"/>
+              <w:right w:type="dxa" w:w="90"/>
+            </w:tcMar>
+          </w:tcPr>
+          <w:p>
+            <w:pPr>
+              <w:spacing w:after="40"/>
+              <w:jc w:val="left"/>
+            </w:pPr>
+            <w:r>
+              <w:rPr>
+                <w:rFonts w:ascii="Inter" w:cs="Inter" w:eastAsia="Inter" w:hAnsi="Inter"/>
+              </w:rPr>
+              <w:t xml:space="preserve">Après-midi (13 h – 16 h)</w:t>
+            </w:r>
+          </w:p>
+        </w:tc>
+        <w:tc>
+          <w:tcPr>
+            <w:tcW w:type="dxa" w:w="7038"/>
+            <w:shd w:fill="EEF1F6" w:color="auto" w:val="clear"/>
+            <w:tcMar>
+              <w:top w:type="dxa" w:w="60"/>
+              <w:left w:type="dxa" w:w="90"/>
+              <w:bottom w:type="dxa" w:w="60"/>
+              <w:right w:type="dxa" w:w="90"/>
+            </w:tcMar>
+          </w:tcPr>
+          <w:p>
+            <w:pPr>
+              <w:spacing w:after="40"/>
+              <w:jc w:val="left"/>
+            </w:pPr>
+            <w:r>
+              <w:rPr>
+                <w:rFonts w:ascii="Inter" w:cs="Inter" w:eastAsia="Inter" w:hAnsi="Inter"/>
+              </w:rPr>
+              <w:t xml:space="preserve">Finales, remise des dons à l’association, puis bilan du projet : budget, communication, partenaires, ce qu’il faudrait refaire ou changer.</w:t>
+            </w:r>
+          </w:p>
+        </w:tc>
+      </w:tr>
+      <w:tr>
+        <w:trPr>
+          <w:cantSplit/>
+        </w:trPr>
+        <w:tc>
+          <w:tcPr>
+            <w:tcW w:type="dxa" w:w="2600"/>
             <w:tcMar>
               <w:top w:type="dxa" w:w="60"/>
               <w:left w:type="dxa" w:w="90"/>
@@ -4683,7 +4992,6 @@
         <w:tc>
           <w:tcPr>
             <w:tcW w:type="dxa" w:w="7038"/>
-            <w:shd w:fill="EEF1F6" w:color="auto" w:val="clear"/>
             <w:tcMar>
               <w:top w:type="dxa" w:w="60"/>
               <w:left w:type="dxa" w:w="90"/>
@@ -4712,6 +5020,7 @@
         <w:tc>
           <w:tcPr>
             <w:tcW w:type="dxa" w:w="2600"/>
+            <w:shd w:fill="EEF1F6" w:color="auto" w:val="clear"/>
             <w:tcMar>
               <w:top w:type="dxa" w:w="60"/>
               <w:left w:type="dxa" w:w="90"/>
@@ -4735,6 +5044,7 @@
         <w:tc>
           <w:tcPr>
             <w:tcW w:type="dxa" w:w="7038"/>
+            <w:shd w:fill="EEF1F6" w:color="auto" w:val="clear"/>
             <w:tcMar>
               <w:top w:type="dxa" w:w="60"/>
               <w:left w:type="dxa" w:w="90"/>
@@ -4773,7 +5083,6 @@
         <w:tc>
           <w:tcPr>
             <w:tcW w:type="dxa" w:w="2600"/>
-            <w:shd w:fill="EEF1F6" w:color="auto" w:val="clear"/>
             <w:tcMar>
               <w:top w:type="dxa" w:w="60"/>
               <w:left w:type="dxa" w:w="90"/>
@@ -4797,7 +5106,6 @@
         <w:tc>
           <w:tcPr>
             <w:tcW w:type="dxa" w:w="7038"/>
-            <w:shd w:fill="EEF1F6" w:color="auto" w:val="clear"/>
             <w:tcMar>
               <w:top w:type="dxa" w:w="60"/>
               <w:left w:type="dxa" w:w="90"/>
@@ -4960,7 +5268,7 @@
               <w:rPr>
                 <w:rFonts w:ascii="Inter" w:cs="Inter" w:eastAsia="Inter" w:hAnsi="Inter"/>
               </w:rPr>
-              <w:t xml:space="preserve">Jeudi 23 septembre 2027, 13 h – 17 h</w:t>
+              <w:t xml:space="preserve">Mardi 21 septembre 2027, 8 h – 12 h et 13 h – 16 h</w:t>
             </w:r>
           </w:p>
         </w:tc>
@@ -5041,13 +5349,66 @@
               <w:rPr>
                 <w:rFonts w:ascii="Inter" w:cs="Inter" w:eastAsia="Inter" w:hAnsi="Inter"/>
               </w:rPr>
-              <w:t xml:space="preserve">Déroulé</w:t>
-            </w:r>
-          </w:p>
-        </w:tc>
-        <w:tc>
-          <w:tcPr>
-            <w:tcW w:type="dxa" w:w="7038"/>
+              <w:t xml:space="preserve">Matin (8 h – 12 h)</w:t>
+            </w:r>
+          </w:p>
+        </w:tc>
+        <w:tc>
+          <w:tcPr>
+            <w:tcW w:type="dxa" w:w="7038"/>
+            <w:tcMar>
+              <w:top w:type="dxa" w:w="60"/>
+              <w:left w:type="dxa" w:w="90"/>
+              <w:bottom w:type="dxa" w:w="60"/>
+              <w:right w:type="dxa" w:w="90"/>
+            </w:tcMar>
+          </w:tcPr>
+          <w:p>
+            <w:pPr>
+              <w:spacing w:after="40"/>
+              <w:jc w:val="left"/>
+            </w:pPr>
+            <w:r>
+              <w:rPr>
+                <w:rFonts w:ascii="Inter" w:cs="Inter" w:eastAsia="Inter" w:hAnsi="Inter"/>
+              </w:rPr>
+              <w:t xml:space="preserve">Atelier « de l’idée au pitch » : chaque apprenti prépare un pitch de 2 minutes sur une idée de commerce ou de reprise.</w:t>
+            </w:r>
+          </w:p>
+        </w:tc>
+      </w:tr>
+      <w:tr>
+        <w:trPr>
+          <w:cantSplit/>
+        </w:trPr>
+        <w:tc>
+          <w:tcPr>
+            <w:tcW w:type="dxa" w:w="2600"/>
+            <w:shd w:fill="EEF1F6" w:color="auto" w:val="clear"/>
+            <w:tcMar>
+              <w:top w:type="dxa" w:w="60"/>
+              <w:left w:type="dxa" w:w="90"/>
+              <w:bottom w:type="dxa" w:w="60"/>
+              <w:right w:type="dxa" w:w="90"/>
+            </w:tcMar>
+          </w:tcPr>
+          <w:p>
+            <w:pPr>
+              <w:spacing w:after="40"/>
+              <w:jc w:val="left"/>
+            </w:pPr>
+            <w:r>
+              <w:rPr>
+                <w:rFonts w:ascii="Inter" w:cs="Inter" w:eastAsia="Inter" w:hAnsi="Inter"/>
+              </w:rPr>
+              <w:t xml:space="preserve">Après-midi (13 h – 16 h)</w:t>
+            </w:r>
+          </w:p>
+        </w:tc>
+        <w:tc>
+          <w:tcPr>
+            <w:tcW w:type="dxa" w:w="7038"/>
+            <w:shd w:fill="EEF1F6" w:color="auto" w:val="clear"/>
             <w:tcMar>
               <w:top w:type="dxa" w:w="60"/>
               <w:left w:type="dxa" w:w="90"/>
@@ -5064,19 +5425,18 @@
               <w:rPr>
                 <w:rFonts w:ascii="Inter" w:cs="Inter" w:eastAsia="Inter" w:hAnsi="Inter"/>
               </w:rPr>
-              <w:t xml:space="preserve">Rencontre avec Initiative Réunion (prêt d’honneur, parrainage) et un accompagnateur à la création d’entreprise (incubateur, couveuse ou réseau d’accompagnement). Mini-pitch de 2 minutes des idées des apprentis, avec retour des intervenants.</w:t>
-            </w:r>
-          </w:p>
-        </w:tc>
-      </w:tr>
-      <w:tr>
-        <w:trPr>
-          <w:cantSplit/>
-        </w:trPr>
-        <w:tc>
-          <w:tcPr>
-            <w:tcW w:type="dxa" w:w="2600"/>
-            <w:shd w:fill="EEF1F6" w:color="auto" w:val="clear"/>
+              <w:t xml:space="preserve">Rencontre avec Initiative Réunion (prêt d’honneur, parrainage) et un accompagnateur à la création d’entreprise ; pitchs devant les intervenants, avec leurs retours.</w:t>
+            </w:r>
+          </w:p>
+        </w:tc>
+      </w:tr>
+      <w:tr>
+        <w:trPr>
+          <w:cantSplit/>
+        </w:trPr>
+        <w:tc>
+          <w:tcPr>
+            <w:tcW w:type="dxa" w:w="2600"/>
             <w:tcMar>
               <w:top w:type="dxa" w:w="60"/>
               <w:left w:type="dxa" w:w="90"/>
@@ -5100,7 +5460,6 @@
         <w:tc>
           <w:tcPr>
             <w:tcW w:type="dxa" w:w="7038"/>
-            <w:shd w:fill="EEF1F6" w:color="auto" w:val="clear"/>
             <w:tcMar>
               <w:top w:type="dxa" w:w="60"/>
               <w:left w:type="dxa" w:w="90"/>
@@ -5129,6 +5488,7 @@
         <w:tc>
           <w:tcPr>
             <w:tcW w:type="dxa" w:w="2600"/>
+            <w:shd w:fill="EEF1F6" w:color="auto" w:val="clear"/>
             <w:tcMar>
               <w:top w:type="dxa" w:w="60"/>
               <w:left w:type="dxa" w:w="90"/>
@@ -5152,6 +5512,7 @@
         <w:tc>
           <w:tcPr>
             <w:tcW w:type="dxa" w:w="7038"/>
+            <w:shd w:fill="EEF1F6" w:color="auto" w:val="clear"/>
             <w:tcMar>
               <w:top w:type="dxa" w:w="60"/>
               <w:left w:type="dxa" w:w="90"/>
@@ -5190,7 +5551,6 @@
         <w:tc>
           <w:tcPr>
             <w:tcW w:type="dxa" w:w="2600"/>
-            <w:shd w:fill="EEF1F6" w:color="auto" w:val="clear"/>
             <w:tcMar>
               <w:top w:type="dxa" w:w="60"/>
               <w:left w:type="dxa" w:w="90"/>
@@ -5214,7 +5574,6 @@
         <w:tc>
           <w:tcPr>
             <w:tcW w:type="dxa" w:w="7038"/>
-            <w:shd w:fill="EEF1F6" w:color="auto" w:val="clear"/>
             <w:tcMar>
               <w:top w:type="dxa" w:w="60"/>
               <w:left w:type="dxa" w:w="90"/>
@@ -5377,7 +5736,7 @@
               <w:rPr>
                 <w:rFonts w:ascii="Inter" w:cs="Inter" w:eastAsia="Inter" w:hAnsi="Inter"/>
               </w:rPr>
-              <w:t xml:space="preserve">Jeudi 21 octobre 2027, 13 h – 17 h</w:t>
+              <w:t xml:space="preserve">Mardi 19 octobre 2027, 8 h – 12 h et 13 h – 16 h</w:t>
             </w:r>
           </w:p>
         </w:tc>
@@ -5458,13 +5817,66 @@
               <w:rPr>
                 <w:rFonts w:ascii="Inter" w:cs="Inter" w:eastAsia="Inter" w:hAnsi="Inter"/>
               </w:rPr>
-              <w:t xml:space="preserve">Déroulé</w:t>
-            </w:r>
-          </w:p>
-        </w:tc>
-        <w:tc>
-          <w:tcPr>
-            <w:tcW w:type="dxa" w:w="7038"/>
+              <w:t xml:space="preserve">Matin (8 h – 12 h)</w:t>
+            </w:r>
+          </w:p>
+        </w:tc>
+        <w:tc>
+          <w:tcPr>
+            <w:tcW w:type="dxa" w:w="7038"/>
+            <w:tcMar>
+              <w:top w:type="dxa" w:w="60"/>
+              <w:left w:type="dxa" w:w="90"/>
+              <w:bottom w:type="dxa" w:w="60"/>
+              <w:right w:type="dxa" w:w="90"/>
+            </w:tcMar>
+          </w:tcPr>
+          <w:p>
+            <w:pPr>
+              <w:spacing w:after="40"/>
+              <w:jc w:val="left"/>
+            </w:pPr>
+            <w:r>
+              <w:rPr>
+                <w:rFonts w:ascii="Inter" w:cs="Inter" w:eastAsia="Inter" w:hAnsi="Inter"/>
+              </w:rPr>
+              <w:t xml:space="preserve">Étude de cas : la reprise d’une boutique réunionnaise, chiffres à l’appui (chiffre d’affaires, marge, charges, seuil de rentabilité).</w:t>
+            </w:r>
+          </w:p>
+        </w:tc>
+      </w:tr>
+      <w:tr>
+        <w:trPr>
+          <w:cantSplit/>
+        </w:trPr>
+        <w:tc>
+          <w:tcPr>
+            <w:tcW w:type="dxa" w:w="2600"/>
+            <w:shd w:fill="EEF1F6" w:color="auto" w:val="clear"/>
+            <w:tcMar>
+              <w:top w:type="dxa" w:w="60"/>
+              <w:left w:type="dxa" w:w="90"/>
+              <w:bottom w:type="dxa" w:w="60"/>
+              <w:right w:type="dxa" w:w="90"/>
+            </w:tcMar>
+          </w:tcPr>
+          <w:p>
+            <w:pPr>
+              <w:spacing w:after="40"/>
+              <w:jc w:val="left"/>
+            </w:pPr>
+            <w:r>
+              <w:rPr>
+                <w:rFonts w:ascii="Inter" w:cs="Inter" w:eastAsia="Inter" w:hAnsi="Inter"/>
+              </w:rPr>
+              <w:t xml:space="preserve">Après-midi (13 h – 16 h)</w:t>
+            </w:r>
+          </w:p>
+        </w:tc>
+        <w:tc>
+          <w:tcPr>
+            <w:tcW w:type="dxa" w:w="7038"/>
+            <w:shd w:fill="EEF1F6" w:color="auto" w:val="clear"/>
             <w:tcMar>
               <w:top w:type="dxa" w:w="60"/>
               <w:left w:type="dxa" w:w="90"/>
@@ -5481,19 +5893,18 @@
               <w:rPr>
                 <w:rFonts w:ascii="Inter" w:cs="Inter" w:eastAsia="Inter" w:hAnsi="Inter"/>
               </w:rPr>
-              <w:t xml:space="preserve">Rencontre avec un expert-comptable (statut juridique, prévisionnel, seuil de rentabilité d’un commerce) et un assureur (responsabilité civile, multirisque, prévoyance du dirigeant). Étude d’un cas réel de reprise de boutique.</w:t>
-            </w:r>
-          </w:p>
-        </w:tc>
-      </w:tr>
-      <w:tr>
-        <w:trPr>
-          <w:cantSplit/>
-        </w:trPr>
-        <w:tc>
-          <w:tcPr>
-            <w:tcW w:type="dxa" w:w="2600"/>
-            <w:shd w:fill="EEF1F6" w:color="auto" w:val="clear"/>
+              <w:t xml:space="preserve">Rencontre avec un expert-comptable (statut juridique, prévisionnel) et un assureur (responsabilité civile, multirisque, prévoyance du dirigeant), qui commentent les analyses du matin.</w:t>
+            </w:r>
+          </w:p>
+        </w:tc>
+      </w:tr>
+      <w:tr>
+        <w:trPr>
+          <w:cantSplit/>
+        </w:trPr>
+        <w:tc>
+          <w:tcPr>
+            <w:tcW w:type="dxa" w:w="2600"/>
             <w:tcMar>
               <w:top w:type="dxa" w:w="60"/>
               <w:left w:type="dxa" w:w="90"/>
@@ -5517,7 +5928,6 @@
         <w:tc>
           <w:tcPr>
             <w:tcW w:type="dxa" w:w="7038"/>
-            <w:shd w:fill="EEF1F6" w:color="auto" w:val="clear"/>
             <w:tcMar>
               <w:top w:type="dxa" w:w="60"/>
               <w:left w:type="dxa" w:w="90"/>
@@ -5546,6 +5956,7 @@
         <w:tc>
           <w:tcPr>
             <w:tcW w:type="dxa" w:w="2600"/>
+            <w:shd w:fill="EEF1F6" w:color="auto" w:val="clear"/>
             <w:tcMar>
               <w:top w:type="dxa" w:w="60"/>
               <w:left w:type="dxa" w:w="90"/>
@@ -5569,6 +5980,7 @@
         <w:tc>
           <w:tcPr>
             <w:tcW w:type="dxa" w:w="7038"/>
+            <w:shd w:fill="EEF1F6" w:color="auto" w:val="clear"/>
             <w:tcMar>
               <w:top w:type="dxa" w:w="60"/>
               <w:left w:type="dxa" w:w="90"/>
@@ -5589,19 +6001,18 @@
                 <w:highlight w:val="yellow"/>
                 <w:highlightCs w:val="yellow"/>
               </w:rPr>
-              <w:t xml:space="preserve">[Cabinet d’expertise comptable et assureur à solliciter]</w:t>
-            </w:r>
-          </w:p>
-        </w:tc>
-      </w:tr>
-      <w:tr>
-        <w:trPr>
-          <w:cantSplit/>
-        </w:trPr>
-        <w:tc>
-          <w:tcPr>
-            <w:tcW w:type="dxa" w:w="2600"/>
-            <w:shd w:fill="EEF1F6" w:color="auto" w:val="clear"/>
+              <w:t xml:space="preserve">[Expert-comptable et assureur à solliciter]</w:t>
+            </w:r>
+          </w:p>
+        </w:tc>
+      </w:tr>
+      <w:tr>
+        <w:trPr>
+          <w:cantSplit/>
+        </w:trPr>
+        <w:tc>
+          <w:tcPr>
+            <w:tcW w:type="dxa" w:w="2600"/>
             <w:tcMar>
               <w:top w:type="dxa" w:w="60"/>
               <w:left w:type="dxa" w:w="90"/>
@@ -5625,7 +6036,6 @@
         <w:tc>
           <w:tcPr>
             <w:tcW w:type="dxa" w:w="7038"/>
-            <w:shd w:fill="EEF1F6" w:color="auto" w:val="clear"/>
             <w:tcMar>
               <w:top w:type="dxa" w:w="60"/>
               <w:left w:type="dxa" w:w="90"/>
@@ -5788,7 +6198,7 @@
               <w:rPr>
                 <w:rFonts w:ascii="Inter" w:cs="Inter" w:eastAsia="Inter" w:hAnsi="Inter"/>
               </w:rPr>
-              <w:t xml:space="preserve">Jeudi 25 novembre 2027, 13 h – 17 h</w:t>
+              <w:t xml:space="preserve">Mardi 23 novembre 2027, 8 h – 12 h et 13 h – 16 h</w:t>
             </w:r>
           </w:p>
         </w:tc>
@@ -5869,56 +6279,102 @@
               <w:rPr>
                 <w:rFonts w:ascii="Inter" w:cs="Inter" w:eastAsia="Inter" w:hAnsi="Inter"/>
               </w:rPr>
-              <w:t xml:space="preserve">Déroulé</w:t>
-            </w:r>
-          </w:p>
-        </w:tc>
-        <w:tc>
-          <w:tcPr>
-            <w:tcW w:type="dxa" w:w="7038"/>
-            <w:tcMar>
-              <w:top w:type="dxa" w:w="60"/>
-              <w:left w:type="dxa" w:w="90"/>
-              <w:bottom w:type="dxa" w:w="60"/>
-              <w:right w:type="dxa" w:w="90"/>
-            </w:tcMar>
-          </w:tcPr>
-          <w:p>
-            <w:pPr>
-              <w:spacing w:after="40"/>
-              <w:jc w:val="both"/>
-            </w:pPr>
-            <w:r>
-              <w:rPr>
-                <w:rFonts w:ascii="Inter" w:cs="Inter" w:eastAsia="Inter" w:hAnsi="Inter"/>
-              </w:rPr>
-              <w:t xml:space="preserve">Rencontre avec France Travail (services aux candidats, offres de manager) puis </w:t>
-            </w:r>
+              <w:t xml:space="preserve">Matin (8 h – 12 h)</w:t>
+            </w:r>
+          </w:p>
+        </w:tc>
+        <w:tc>
+          <w:tcPr>
+            <w:tcW w:type="dxa" w:w="7038"/>
+            <w:tcMar>
+              <w:top w:type="dxa" w:w="60"/>
+              <w:left w:type="dxa" w:w="90"/>
+              <w:bottom w:type="dxa" w:w="60"/>
+              <w:right w:type="dxa" w:w="90"/>
+            </w:tcMar>
+          </w:tcPr>
+          <w:p>
+            <w:pPr>
+              <w:spacing w:after="40"/>
+              <w:jc w:val="left"/>
+            </w:pPr>
+            <w:r>
+              <w:rPr>
+                <w:rFonts w:ascii="Inter" w:cs="Inter" w:eastAsia="Inter" w:hAnsi="Inter"/>
+              </w:rPr>
+              <w:t xml:space="preserve">Intervention de France Travail (services aux candidats, offres de manager) ; dernière mise au point des CV et des pitchs.</w:t>
+            </w:r>
+          </w:p>
+        </w:tc>
+      </w:tr>
+      <w:tr>
+        <w:trPr>
+          <w:cantSplit/>
+        </w:trPr>
+        <w:tc>
+          <w:tcPr>
+            <w:tcW w:type="dxa" w:w="2600"/>
+            <w:shd w:fill="EEF1F6" w:color="auto" w:val="clear"/>
+            <w:tcMar>
+              <w:top w:type="dxa" w:w="60"/>
+              <w:left w:type="dxa" w:w="90"/>
+              <w:bottom w:type="dxa" w:w="60"/>
+              <w:right w:type="dxa" w:w="90"/>
+            </w:tcMar>
+          </w:tcPr>
+          <w:p>
+            <w:pPr>
+              <w:spacing w:after="40"/>
+              <w:jc w:val="left"/>
+            </w:pPr>
+            <w:r>
+              <w:rPr>
+                <w:rFonts w:ascii="Inter" w:cs="Inter" w:eastAsia="Inter" w:hAnsi="Inter"/>
+              </w:rPr>
+              <w:t xml:space="preserve">Après-midi (13 h – 16 h)</w:t>
+            </w:r>
+          </w:p>
+        </w:tc>
+        <w:tc>
+          <w:tcPr>
+            <w:tcW w:type="dxa" w:w="7038"/>
+            <w:shd w:fill="EEF1F6" w:color="auto" w:val="clear"/>
+            <w:tcMar>
+              <w:top w:type="dxa" w:w="60"/>
+              <w:left w:type="dxa" w:w="90"/>
+              <w:bottom w:type="dxa" w:w="60"/>
+              <w:right w:type="dxa" w:w="90"/>
+            </w:tcMar>
+          </w:tcPr>
+          <w:p>
+            <w:pPr>
+              <w:spacing w:after="40"/>
+              <w:jc w:val="left"/>
+            </w:pPr>
             <w:r>
               <w:rPr>
                 <w:rFonts w:ascii="Inter" w:cs="Inter" w:eastAsia="Inter" w:hAnsi="Inter"/>
                 <w:b/>
                 <w:bCs/>
               </w:rPr>
-              <w:t xml:space="preserve">job dating</w:t>
-            </w:r>
-            <w:r>
-              <w:rPr>
-                <w:rFonts w:ascii="Inter" w:cs="Inter" w:eastAsia="Inter" w:hAnsi="Inter"/>
-              </w:rPr>
-              <w:t xml:space="preserve"> avec des enseignes réunionnaises qui recrutent. Les apprentis viennent avec un CV à jour et un pitch préparés en amont.</w:t>
-            </w:r>
-          </w:p>
-        </w:tc>
-      </w:tr>
-      <w:tr>
-        <w:trPr>
-          <w:cantSplit/>
-        </w:trPr>
-        <w:tc>
-          <w:tcPr>
-            <w:tcW w:type="dxa" w:w="2600"/>
-            <w:shd w:fill="EEF1F6" w:color="auto" w:val="clear"/>
+              <w:t xml:space="preserve">Job dating</w:t>
+            </w:r>
+            <w:r>
+              <w:rPr>
+                <w:rFonts w:ascii="Inter" w:cs="Inter" w:eastAsia="Inter" w:hAnsi="Inter"/>
+              </w:rPr>
+              <w:t xml:space="preserve"> avec des enseignes réunionnaises qui recrutent.</w:t>
+            </w:r>
+          </w:p>
+        </w:tc>
+      </w:tr>
+      <w:tr>
+        <w:trPr>
+          <w:cantSplit/>
+        </w:trPr>
+        <w:tc>
+          <w:tcPr>
+            <w:tcW w:type="dxa" w:w="2600"/>
             <w:tcMar>
               <w:top w:type="dxa" w:w="60"/>
               <w:left w:type="dxa" w:w="90"/>
@@ -5942,35 +6398,35 @@
         <w:tc>
           <w:tcPr>
             <w:tcW w:type="dxa" w:w="7038"/>
-            <w:shd w:fill="EEF1F6" w:color="auto" w:val="clear"/>
-            <w:tcMar>
-              <w:top w:type="dxa" w:w="60"/>
-              <w:left w:type="dxa" w:w="90"/>
-              <w:bottom w:type="dxa" w:w="60"/>
-              <w:right w:type="dxa" w:w="90"/>
-            </w:tcMar>
-          </w:tcPr>
-          <w:p>
-            <w:pPr>
-              <w:spacing w:after="40"/>
-              <w:jc w:val="left"/>
-            </w:pPr>
-            <w:r>
-              <w:rPr>
-                <w:rFonts w:ascii="Inter" w:cs="Inter" w:eastAsia="Inter" w:hAnsi="Inter"/>
-              </w:rPr>
-              <w:t xml:space="preserve">Insertion après le titre ; CCP 1 (recrutement vu de l’autre côté)</w:t>
-            </w:r>
-          </w:p>
-        </w:tc>
-      </w:tr>
-      <w:tr>
-        <w:trPr>
-          <w:cantSplit/>
-        </w:trPr>
-        <w:tc>
-          <w:tcPr>
-            <w:tcW w:type="dxa" w:w="2600"/>
+            <w:tcMar>
+              <w:top w:type="dxa" w:w="60"/>
+              <w:left w:type="dxa" w:w="90"/>
+              <w:bottom w:type="dxa" w:w="60"/>
+              <w:right w:type="dxa" w:w="90"/>
+            </w:tcMar>
+          </w:tcPr>
+          <w:p>
+            <w:pPr>
+              <w:spacing w:after="40"/>
+              <w:jc w:val="left"/>
+            </w:pPr>
+            <w:r>
+              <w:rPr>
+                <w:rFonts w:ascii="Inter" w:cs="Inter" w:eastAsia="Inter" w:hAnsi="Inter"/>
+              </w:rPr>
+              <w:t xml:space="preserve">Insertion après le titre ; CCP 1 (le recrutement vu de l’autre côté)</w:t>
+            </w:r>
+          </w:p>
+        </w:tc>
+      </w:tr>
+      <w:tr>
+        <w:trPr>
+          <w:cantSplit/>
+        </w:trPr>
+        <w:tc>
+          <w:tcPr>
+            <w:tcW w:type="dxa" w:w="2600"/>
+            <w:shd w:fill="EEF1F6" w:color="auto" w:val="clear"/>
             <w:tcMar>
               <w:top w:type="dxa" w:w="60"/>
               <w:left w:type="dxa" w:w="90"/>
@@ -5994,6 +6450,7 @@
         <w:tc>
           <w:tcPr>
             <w:tcW w:type="dxa" w:w="7038"/>
+            <w:shd w:fill="EEF1F6" w:color="auto" w:val="clear"/>
             <w:tcMar>
               <w:top w:type="dxa" w:w="60"/>
               <w:left w:type="dxa" w:w="90"/>
@@ -6038,7 +6495,6 @@
         <w:tc>
           <w:tcPr>
             <w:tcW w:type="dxa" w:w="2600"/>
-            <w:shd w:fill="EEF1F6" w:color="auto" w:val="clear"/>
             <w:tcMar>
               <w:top w:type="dxa" w:w="60"/>
               <w:left w:type="dxa" w:w="90"/>
@@ -6062,7 +6518,6 @@
         <w:tc>
           <w:tcPr>
             <w:tcW w:type="dxa" w:w="7038"/>
-            <w:shd w:fill="EEF1F6" w:color="auto" w:val="clear"/>
             <w:tcMar>
               <w:top w:type="dxa" w:w="60"/>
               <w:left w:type="dxa" w:w="90"/>
@@ -6225,7 +6680,7 @@
               <w:rPr>
                 <w:rFonts w:ascii="Inter" w:cs="Inter" w:eastAsia="Inter" w:hAnsi="Inter"/>
               </w:rPr>
-              <w:t xml:space="preserve">Jeudi 16 décembre 2027, 13 h – 17 h</w:t>
+              <w:t xml:space="preserve">Mardi 14 décembre 2027, 8 h – 12 h et 13 h – 16 h</w:t>
             </w:r>
           </w:p>
         </w:tc>
@@ -6306,7 +6761,7 @@
               <w:rPr>
                 <w:rFonts w:ascii="Inter" w:cs="Inter" w:eastAsia="Inter" w:hAnsi="Inter"/>
               </w:rPr>
-              <w:t xml:space="preserve">Déroulé</w:t>
+              <w:t xml:space="preserve">Matin (8 h – 12 h)</w:t>
             </w:r>
           </w:p>
         </w:tc>
@@ -6329,19 +6784,71 @@
               <w:rPr>
                 <w:rFonts w:ascii="Inter" w:cs="Inter" w:eastAsia="Inter" w:hAnsi="Inter"/>
               </w:rPr>
-              <w:t xml:space="preserve">Bilan de la collecte solidaire organisée par les apprentis dans leurs magasins d’accueil pendant les quinze jours précédents (vitrine, affichage, animation), remise des dons à une association, puis échange sur le sens du 20 décembre, fête de l’abolition de l’esclavage, avec un intervenant culturel. Moment convivial de fin d’année.</w:t>
-            </w:r>
-          </w:p>
-        </w:tc>
-      </w:tr>
-      <w:tr>
-        <w:trPr>
-          <w:cantSplit/>
-        </w:trPr>
-        <w:tc>
-          <w:tcPr>
-            <w:tcW w:type="dxa" w:w="2600"/>
-            <w:shd w:fill="EEF1F6" w:color="auto" w:val="clear"/>
+              <w:t xml:space="preserve">Bilan de la collecte solidaire organisée par les apprentis dans leurs magasins d’accueil depuis le 1er décembre (vitrine, affichage, animation) ; remise des dons à une association.</w:t>
+            </w:r>
+          </w:p>
+        </w:tc>
+      </w:tr>
+      <w:tr>
+        <w:trPr>
+          <w:cantSplit/>
+        </w:trPr>
+        <w:tc>
+          <w:tcPr>
+            <w:tcW w:type="dxa" w:w="2600"/>
+            <w:shd w:fill="EEF1F6" w:color="auto" w:val="clear"/>
+            <w:tcMar>
+              <w:top w:type="dxa" w:w="60"/>
+              <w:left w:type="dxa" w:w="90"/>
+              <w:bottom w:type="dxa" w:w="60"/>
+              <w:right w:type="dxa" w:w="90"/>
+            </w:tcMar>
+          </w:tcPr>
+          <w:p>
+            <w:pPr>
+              <w:spacing w:after="40"/>
+              <w:jc w:val="left"/>
+            </w:pPr>
+            <w:r>
+              <w:rPr>
+                <w:rFonts w:ascii="Inter" w:cs="Inter" w:eastAsia="Inter" w:hAnsi="Inter"/>
+              </w:rPr>
+              <w:t xml:space="preserve">Après-midi (13 h – 16 h)</w:t>
+            </w:r>
+          </w:p>
+        </w:tc>
+        <w:tc>
+          <w:tcPr>
+            <w:tcW w:type="dxa" w:w="7038"/>
+            <w:shd w:fill="EEF1F6" w:color="auto" w:val="clear"/>
+            <w:tcMar>
+              <w:top w:type="dxa" w:w="60"/>
+              <w:left w:type="dxa" w:w="90"/>
+              <w:bottom w:type="dxa" w:w="60"/>
+              <w:right w:type="dxa" w:w="90"/>
+            </w:tcMar>
+          </w:tcPr>
+          <w:p>
+            <w:pPr>
+              <w:spacing w:after="40"/>
+              <w:jc w:val="left"/>
+            </w:pPr>
+            <w:r>
+              <w:rPr>
+                <w:rFonts w:ascii="Inter" w:cs="Inter" w:eastAsia="Inter" w:hAnsi="Inter"/>
+              </w:rPr>
+              <w:t xml:space="preserve">Échange avec un intervenant culturel sur le sens du 20 décembre, fête de l’abolition de l’esclavage ; moment convivial de fin d’année.</w:t>
+            </w:r>
+          </w:p>
+        </w:tc>
+      </w:tr>
+      <w:tr>
+        <w:trPr>
+          <w:cantSplit/>
+        </w:trPr>
+        <w:tc>
+          <w:tcPr>
+            <w:tcW w:type="dxa" w:w="2600"/>
             <w:tcMar>
               <w:top w:type="dxa" w:w="60"/>
               <w:left w:type="dxa" w:w="90"/>
@@ -6365,7 +6872,6 @@
         <w:tc>
           <w:tcPr>
             <w:tcW w:type="dxa" w:w="7038"/>
-            <w:shd w:fill="EEF1F6" w:color="auto" w:val="clear"/>
             <w:tcMar>
               <w:top w:type="dxa" w:w="60"/>
               <w:left w:type="dxa" w:w="90"/>
@@ -6394,6 +6900,7 @@
         <w:tc>
           <w:tcPr>
             <w:tcW w:type="dxa" w:w="2600"/>
+            <w:shd w:fill="EEF1F6" w:color="auto" w:val="clear"/>
             <w:tcMar>
               <w:top w:type="dxa" w:w="60"/>
               <w:left w:type="dxa" w:w="90"/>
@@ -6417,6 +6924,7 @@
         <w:tc>
           <w:tcPr>
             <w:tcW w:type="dxa" w:w="7038"/>
+            <w:shd w:fill="EEF1F6" w:color="auto" w:val="clear"/>
             <w:tcMar>
               <w:top w:type="dxa" w:w="60"/>
               <w:left w:type="dxa" w:w="90"/>
@@ -6455,7 +6963,6 @@
         <w:tc>
           <w:tcPr>
             <w:tcW w:type="dxa" w:w="2600"/>
-            <w:shd w:fill="EEF1F6" w:color="auto" w:val="clear"/>
             <w:tcMar>
               <w:top w:type="dxa" w:w="60"/>
               <w:left w:type="dxa" w:w="90"/>
@@ -6479,7 +6986,6 @@
         <w:tc>
           <w:tcPr>
             <w:tcW w:type="dxa" w:w="7038"/>
-            <w:shd w:fill="EEF1F6" w:color="auto" w:val="clear"/>
             <w:tcMar>
               <w:top w:type="dxa" w:w="60"/>
               <w:left w:type="dxa" w:w="90"/>
@@ -6642,7 +7148,7 @@
               <w:rPr>
                 <w:rFonts w:ascii="Inter" w:cs="Inter" w:eastAsia="Inter" w:hAnsi="Inter"/>
               </w:rPr>
-              <w:t xml:space="preserve">Jeudi 20 janvier 2028, 13 h – 17 h</w:t>
+              <w:t xml:space="preserve">Mardi 18 janvier 2028, 8 h – 12 h et 13 h – 16 h</w:t>
             </w:r>
           </w:p>
         </w:tc>
@@ -6723,42 +7229,94 @@
               <w:rPr>
                 <w:rFonts w:ascii="Inter" w:cs="Inter" w:eastAsia="Inter" w:hAnsi="Inter"/>
               </w:rPr>
-              <w:t xml:space="preserve">Déroulé</w:t>
-            </w:r>
-          </w:p>
-        </w:tc>
-        <w:tc>
-          <w:tcPr>
-            <w:tcW w:type="dxa" w:w="7038"/>
-            <w:tcMar>
-              <w:top w:type="dxa" w:w="60"/>
-              <w:left w:type="dxa" w:w="90"/>
-              <w:bottom w:type="dxa" w:w="60"/>
-              <w:right w:type="dxa" w:w="90"/>
-            </w:tcMar>
-          </w:tcPr>
-          <w:p>
-            <w:pPr>
-              <w:spacing w:after="40"/>
-              <w:jc w:val="both"/>
-            </w:pPr>
-            <w:r>
-              <w:rPr>
-                <w:rFonts w:ascii="Inter" w:cs="Inter" w:eastAsia="Inter" w:hAnsi="Inter"/>
-              </w:rPr>
-              <w:t xml:space="preserve">Visite d’un grand magasin ou d’une plateforme logistique de l’île, et échange avec son directeur : approvisionner une île, gérer les stocks, piloter les indicateurs, manager une grande équipe.</w:t>
-            </w:r>
-          </w:p>
-        </w:tc>
-      </w:tr>
-      <w:tr>
-        <w:trPr>
-          <w:cantSplit/>
-        </w:trPr>
-        <w:tc>
-          <w:tcPr>
-            <w:tcW w:type="dxa" w:w="2600"/>
-            <w:shd w:fill="EEF1F6" w:color="auto" w:val="clear"/>
+              <w:t xml:space="preserve">Matin (8 h – 12 h)</w:t>
+            </w:r>
+          </w:p>
+        </w:tc>
+        <w:tc>
+          <w:tcPr>
+            <w:tcW w:type="dxa" w:w="7038"/>
+            <w:tcMar>
+              <w:top w:type="dxa" w:w="60"/>
+              <w:left w:type="dxa" w:w="90"/>
+              <w:bottom w:type="dxa" w:w="60"/>
+              <w:right w:type="dxa" w:w="90"/>
+            </w:tcMar>
+          </w:tcPr>
+          <w:p>
+            <w:pPr>
+              <w:spacing w:after="40"/>
+              <w:jc w:val="left"/>
+            </w:pPr>
+            <w:r>
+              <w:rPr>
+                <w:rFonts w:ascii="Inter" w:cs="Inter" w:eastAsia="Inter" w:hAnsi="Inter"/>
+              </w:rPr>
+              <w:t xml:space="preserve">Visite d’un grand magasin ou d’une plateforme logistique de l’île : approvisionner une île, gérer les stocks, organiser les équipes.</w:t>
+            </w:r>
+          </w:p>
+        </w:tc>
+      </w:tr>
+      <w:tr>
+        <w:trPr>
+          <w:cantSplit/>
+        </w:trPr>
+        <w:tc>
+          <w:tcPr>
+            <w:tcW w:type="dxa" w:w="2600"/>
+            <w:shd w:fill="EEF1F6" w:color="auto" w:val="clear"/>
+            <w:tcMar>
+              <w:top w:type="dxa" w:w="60"/>
+              <w:left w:type="dxa" w:w="90"/>
+              <w:bottom w:type="dxa" w:w="60"/>
+              <w:right w:type="dxa" w:w="90"/>
+            </w:tcMar>
+          </w:tcPr>
+          <w:p>
+            <w:pPr>
+              <w:spacing w:after="40"/>
+              <w:jc w:val="left"/>
+            </w:pPr>
+            <w:r>
+              <w:rPr>
+                <w:rFonts w:ascii="Inter" w:cs="Inter" w:eastAsia="Inter" w:hAnsi="Inter"/>
+              </w:rPr>
+              <w:t xml:space="preserve">Après-midi (13 h – 16 h)</w:t>
+            </w:r>
+          </w:p>
+        </w:tc>
+        <w:tc>
+          <w:tcPr>
+            <w:tcW w:type="dxa" w:w="7038"/>
+            <w:shd w:fill="EEF1F6" w:color="auto" w:val="clear"/>
+            <w:tcMar>
+              <w:top w:type="dxa" w:w="60"/>
+              <w:left w:type="dxa" w:w="90"/>
+              <w:bottom w:type="dxa" w:w="60"/>
+              <w:right w:type="dxa" w:w="90"/>
+            </w:tcMar>
+          </w:tcPr>
+          <w:p>
+            <w:pPr>
+              <w:spacing w:after="40"/>
+              <w:jc w:val="left"/>
+            </w:pPr>
+            <w:r>
+              <w:rPr>
+                <w:rFonts w:ascii="Inter" w:cs="Inter" w:eastAsia="Inter" w:hAnsi="Inter"/>
+              </w:rPr>
+              <w:t xml:space="preserve">Échange avec le directeur, puis restitution par équipes : ce que j’ai appris sur le pilotage des indicateurs et la rentabilité.</w:t>
+            </w:r>
+          </w:p>
+        </w:tc>
+      </w:tr>
+      <w:tr>
+        <w:trPr>
+          <w:cantSplit/>
+        </w:trPr>
+        <w:tc>
+          <w:tcPr>
+            <w:tcW w:type="dxa" w:w="2600"/>
             <w:tcMar>
               <w:top w:type="dxa" w:w="60"/>
               <w:left w:type="dxa" w:w="90"/>
@@ -6782,7 +7340,6 @@
         <w:tc>
           <w:tcPr>
             <w:tcW w:type="dxa" w:w="7038"/>
-            <w:shd w:fill="EEF1F6" w:color="auto" w:val="clear"/>
             <w:tcMar>
               <w:top w:type="dxa" w:w="60"/>
               <w:left w:type="dxa" w:w="90"/>
@@ -6811,6 +7368,7 @@
         <w:tc>
           <w:tcPr>
             <w:tcW w:type="dxa" w:w="2600"/>
+            <w:shd w:fill="EEF1F6" w:color="auto" w:val="clear"/>
             <w:tcMar>
               <w:top w:type="dxa" w:w="60"/>
               <w:left w:type="dxa" w:w="90"/>
@@ -6834,6 +7392,7 @@
         <w:tc>
           <w:tcPr>
             <w:tcW w:type="dxa" w:w="7038"/>
+            <w:shd w:fill="EEF1F6" w:color="auto" w:val="clear"/>
             <w:tcMar>
               <w:top w:type="dxa" w:w="60"/>
               <w:left w:type="dxa" w:w="90"/>
@@ -6866,7 +7425,6 @@
         <w:tc>
           <w:tcPr>
             <w:tcW w:type="dxa" w:w="2600"/>
-            <w:shd w:fill="EEF1F6" w:color="auto" w:val="clear"/>
             <w:tcMar>
               <w:top w:type="dxa" w:w="60"/>
               <w:left w:type="dxa" w:w="90"/>
@@ -6890,7 +7448,6 @@
         <w:tc>
           <w:tcPr>
             <w:tcW w:type="dxa" w:w="7038"/>
-            <w:shd w:fill="EEF1F6" w:color="auto" w:val="clear"/>
             <w:tcMar>
               <w:top w:type="dxa" w:w="60"/>
               <w:left w:type="dxa" w:w="90"/>
@@ -7053,23 +7610,7 @@
               <w:rPr>
                 <w:rFonts w:ascii="Inter" w:cs="Inter" w:eastAsia="Inter" w:hAnsi="Inter"/>
               </w:rPr>
-              <w:t xml:space="preserve">Jeudi 24 février 2028 </w:t>
-            </w:r>
-            <w:r>
-              <w:rPr>
-                <w:rFonts w:ascii="Inter" w:cs="Inter" w:eastAsia="Inter" w:hAnsi="Inter"/>
-                <w:b/>
-                <w:bCs/>
-                <w:highlight w:val="yellow"/>
-                <w:highlightCs w:val="yellow"/>
-              </w:rPr>
-              <w:t xml:space="preserve">[à caler après la session de validation]</w:t>
-            </w:r>
-            <w:r>
-              <w:rPr>
-                <w:rFonts w:ascii="Inter" w:cs="Inter" w:eastAsia="Inter" w:hAnsi="Inter"/>
-              </w:rPr>
-              <w:t xml:space="preserve">, 13 h – 17 h</w:t>
+              <w:t xml:space="preserve">Mardi 29 février 2028, 8 h – 12 h et 13 h – 16 h</w:t>
             </w:r>
           </w:p>
         </w:tc>
@@ -7150,13 +7691,66 @@
               <w:rPr>
                 <w:rFonts w:ascii="Inter" w:cs="Inter" w:eastAsia="Inter" w:hAnsi="Inter"/>
               </w:rPr>
-              <w:t xml:space="preserve">Déroulé</w:t>
-            </w:r>
-          </w:p>
-        </w:tc>
-        <w:tc>
-          <w:tcPr>
-            <w:tcW w:type="dxa" w:w="7038"/>
+              <w:t xml:space="preserve">Matin (8 h – 12 h)</w:t>
+            </w:r>
+          </w:p>
+        </w:tc>
+        <w:tc>
+          <w:tcPr>
+            <w:tcW w:type="dxa" w:w="7038"/>
+            <w:tcMar>
+              <w:top w:type="dxa" w:w="60"/>
+              <w:left w:type="dxa" w:w="90"/>
+              <w:bottom w:type="dxa" w:w="60"/>
+              <w:right w:type="dxa" w:w="90"/>
+            </w:tcMar>
+          </w:tcPr>
+          <w:p>
+            <w:pPr>
+              <w:spacing w:after="40"/>
+              <w:jc w:val="left"/>
+            </w:pPr>
+            <w:r>
+              <w:rPr>
+                <w:rFonts w:ascii="Inter" w:cs="Inter" w:eastAsia="Inter" w:hAnsi="Inter"/>
+              </w:rPr>
+              <w:t xml:space="preserve">Bilan collectif de l’année, questionnaire de fin de formation, préparation de la cérémonie par les apprentis.</w:t>
+            </w:r>
+          </w:p>
+        </w:tc>
+      </w:tr>
+      <w:tr>
+        <w:trPr>
+          <w:cantSplit/>
+        </w:trPr>
+        <w:tc>
+          <w:tcPr>
+            <w:tcW w:type="dxa" w:w="2600"/>
+            <w:shd w:fill="EEF1F6" w:color="auto" w:val="clear"/>
+            <w:tcMar>
+              <w:top w:type="dxa" w:w="60"/>
+              <w:left w:type="dxa" w:w="90"/>
+              <w:bottom w:type="dxa" w:w="60"/>
+              <w:right w:type="dxa" w:w="90"/>
+            </w:tcMar>
+          </w:tcPr>
+          <w:p>
+            <w:pPr>
+              <w:spacing w:after="40"/>
+              <w:jc w:val="left"/>
+            </w:pPr>
+            <w:r>
+              <w:rPr>
+                <w:rFonts w:ascii="Inter" w:cs="Inter" w:eastAsia="Inter" w:hAnsi="Inter"/>
+              </w:rPr>
+              <w:t xml:space="preserve">Après-midi (13 h – 16 h)</w:t>
+            </w:r>
+          </w:p>
+        </w:tc>
+        <w:tc>
+          <w:tcPr>
+            <w:tcW w:type="dxa" w:w="7038"/>
+            <w:shd w:fill="EEF1F6" w:color="auto" w:val="clear"/>
             <w:tcMar>
               <w:top w:type="dxa" w:w="60"/>
               <w:left w:type="dxa" w:w="90"/>
@@ -7185,7 +7779,6 @@
         <w:tc>
           <w:tcPr>
             <w:tcW w:type="dxa" w:w="2600"/>
-            <w:shd w:fill="EEF1F6" w:color="auto" w:val="clear"/>
             <w:tcMar>
               <w:top w:type="dxa" w:w="60"/>
               <w:left w:type="dxa" w:w="90"/>
@@ -7209,7 +7802,6 @@
         <w:tc>
           <w:tcPr>
             <w:tcW w:type="dxa" w:w="7038"/>
-            <w:shd w:fill="EEF1F6" w:color="auto" w:val="clear"/>
             <w:tcMar>
               <w:top w:type="dxa" w:w="60"/>
               <w:left w:type="dxa" w:w="90"/>
@@ -7238,6 +7830,7 @@
         <w:tc>
           <w:tcPr>
             <w:tcW w:type="dxa" w:w="2600"/>
+            <w:shd w:fill="EEF1F6" w:color="auto" w:val="clear"/>
             <w:tcMar>
               <w:top w:type="dxa" w:w="60"/>
               <w:left w:type="dxa" w:w="90"/>
@@ -7261,6 +7854,7 @@
         <w:tc>
           <w:tcPr>
             <w:tcW w:type="dxa" w:w="7038"/>
+            <w:shd w:fill="EEF1F6" w:color="auto" w:val="clear"/>
             <w:tcMar>
               <w:top w:type="dxa" w:w="60"/>
               <w:left w:type="dxa" w:w="90"/>
@@ -7289,7 +7883,6 @@
         <w:tc>
           <w:tcPr>
             <w:tcW w:type="dxa" w:w="2600"/>
-            <w:shd w:fill="EEF1F6" w:color="auto" w:val="clear"/>
             <w:tcMar>
               <w:top w:type="dxa" w:w="60"/>
               <w:left w:type="dxa" w:w="90"/>
@@ -7313,7 +7906,6 @@
         <w:tc>
           <w:tcPr>
             <w:tcW w:type="dxa" w:w="7038"/>
-            <w:shd w:fill="EEF1F6" w:color="auto" w:val="clear"/>
             <w:tcMar>
               <w:top w:type="dxa" w:w="60"/>
               <w:left w:type="dxa" w:w="90"/>
@@ -7501,7 +8093,7 @@
         <w:rPr>
           <w:rFonts w:ascii="Inter" w:cs="Inter" w:eastAsia="Inter" w:hAnsi="Inter"/>
         </w:rPr>
-        <w:t xml:space="preserve">Si un intervenant se désiste ou si la promotion exprime d’autres envies (via ses délégués), ces activités peuvent remplacer un Rendez-vous, sur le même créneau de 4 heures et avec le même lien au métier.</w:t>
+        <w:t xml:space="preserve">Si un intervenant se désiste ou si la promotion exprime d’autres envies (via ses délégués), ces activités peuvent remplacer un Rendez-vous, sur la même journée et avec le même lien au métier.</w:t>
       </w:r>
     </w:p>
     <w:tbl>

--- a/dossier-deets-apprentissage/word/19_Programme_des_Rendez-vous_du_mois_MEM.docx
+++ b/dossier-deets-apprentissage/word/19_Programme_des_Rendez-vous_du_mois_MEM.docx
@@ -322,7 +322,7 @@
               <w:rPr>
                 <w:rFonts w:ascii="Inter" w:cs="Inter" w:eastAsia="Inter" w:hAnsi="Inter"/>
               </w:rPr>
-              <w:t xml:space="preserve">Programme annuel des rencontres, visites, activités culturelles, artistiques, sportives et solidaires proposées aux apprentis préparant le titre Manager d’établissement marchand, en complément des 420 heures d’enseignement.</w:t>
+              <w:t xml:space="preserve">Programme annuel des rencontres, visites, activités culturelles, artistiques, sportives et solidaires proposées aux apprentis préparant le titre Manager d’établissement marchand, en complément des mardis de cours.</w:t>
             </w:r>
           </w:p>
         </w:tc>
@@ -455,6 +455,58 @@
               <w:rPr>
                 <w:rFonts w:ascii="Inter" w:cs="Inter" w:eastAsia="Inter" w:hAnsi="Inter"/>
               </w:rPr>
+              <w:t xml:space="preserve">Adresse administrative (courrier)</w:t>
+            </w:r>
+          </w:p>
+        </w:tc>
+        <w:tc>
+          <w:tcPr>
+            <w:tcW w:type="dxa" w:w="7038"/>
+            <w:shd w:fill="EEF1F6" w:color="auto" w:val="clear"/>
+            <w:tcMar>
+              <w:top w:type="dxa" w:w="60"/>
+              <w:left w:type="dxa" w:w="90"/>
+              <w:bottom w:type="dxa" w:w="60"/>
+              <w:right w:type="dxa" w:w="90"/>
+            </w:tcMar>
+          </w:tcPr>
+          <w:p>
+            <w:pPr>
+              <w:spacing w:after="40"/>
+              <w:jc w:val="left"/>
+            </w:pPr>
+            <w:r>
+              <w:rPr>
+                <w:rFonts w:ascii="Inter" w:cs="Inter" w:eastAsia="Inter" w:hAnsi="Inter"/>
+              </w:rPr>
+              <w:t xml:space="preserve">9 rue Françoise Châtelain, Bâtiment A, Entrée 1, Porte 0042, 97490 Saint-Denis</w:t>
+            </w:r>
+          </w:p>
+        </w:tc>
+      </w:tr>
+      <w:tr>
+        <w:trPr>
+          <w:cantSplit/>
+        </w:trPr>
+        <w:tc>
+          <w:tcPr>
+            <w:tcW w:type="dxa" w:w="2600"/>
+            <w:tcMar>
+              <w:top w:type="dxa" w:w="60"/>
+              <w:left w:type="dxa" w:w="90"/>
+              <w:bottom w:type="dxa" w:w="60"/>
+              <w:right w:type="dxa" w:w="90"/>
+            </w:tcMar>
+          </w:tcPr>
+          <w:p>
+            <w:pPr>
+              <w:spacing w:after="40"/>
+              <w:jc w:val="left"/>
+            </w:pPr>
+            <w:r>
+              <w:rPr>
+                <w:rFonts w:ascii="Inter" w:cs="Inter" w:eastAsia="Inter" w:hAnsi="Inter"/>
+              </w:rPr>
               <w:t xml:space="preserve">Certification Qualiopi</w:t>
             </w:r>
           </w:p>
@@ -462,7 +514,6 @@
         <w:tc>
           <w:tcPr>
             <w:tcW w:type="dxa" w:w="7038"/>
-            <w:shd w:fill="EEF1F6" w:color="auto" w:val="clear"/>
             <w:tcMar>
               <w:top w:type="dxa" w:w="60"/>
               <w:left w:type="dxa" w:w="90"/>
@@ -479,18 +530,33 @@
               <w:rPr>
                 <w:rFonts w:ascii="Inter" w:cs="Inter" w:eastAsia="Inter" w:hAnsi="Inter"/>
               </w:rPr>
-              <w:t xml:space="preserve">n° 25FOR02027.1 (actions de formation). Extension à la catégorie « actions de formation par apprentissage » engagée : l’audit d’extension sera réalisé dès l’entrée en formation du premier apprenti (courriel de l’organisme certificateur du 14/10/2026).</w:t>
-            </w:r>
-          </w:p>
-        </w:tc>
-      </w:tr>
-      <w:tr>
-        <w:trPr>
-          <w:cantSplit/>
-        </w:trPr>
-        <w:tc>
-          <w:tcPr>
-            <w:tcW w:type="dxa" w:w="2600"/>
+              <w:t xml:space="preserve">n° 25FOR02027.1, délivrée par QUALITIA Certification, valable du 17/02/2026 au 16/02/2029. Catégories certifiées (art. L.6313-1 du Code du travail) : actions de formation, bilans de compétences, actions de validation des acquis de l’expérience et </w:t>
+            </w:r>
+            <w:r>
+              <w:rPr>
+                <w:rFonts w:ascii="Inter" w:cs="Inter" w:eastAsia="Inter" w:hAnsi="Inter"/>
+                <w:b/>
+                <w:bCs/>
+              </w:rPr>
+              <w:t xml:space="preserve">actions de formation par apprentissage</w:t>
+            </w:r>
+            <w:r>
+              <w:rPr>
+                <w:rFonts w:ascii="Inter" w:cs="Inter" w:eastAsia="Inter" w:hAnsi="Inter"/>
+              </w:rPr>
+              <w:t xml:space="preserve">.</w:t>
+            </w:r>
+          </w:p>
+        </w:tc>
+      </w:tr>
+      <w:tr>
+        <w:trPr>
+          <w:cantSplit/>
+        </w:trPr>
+        <w:tc>
+          <w:tcPr>
+            <w:tcW w:type="dxa" w:w="2600"/>
+            <w:shd w:fill="EEF1F6" w:color="auto" w:val="clear"/>
             <w:tcMar>
               <w:top w:type="dxa" w:w="60"/>
               <w:left w:type="dxa" w:w="90"/>
@@ -514,6 +580,7 @@
         <w:tc>
           <w:tcPr>
             <w:tcW w:type="dxa" w:w="7038"/>
+            <w:shd w:fill="EEF1F6" w:color="auto" w:val="clear"/>
             <w:tcMar>
               <w:top w:type="dxa" w:w="60"/>
               <w:left w:type="dxa" w:w="90"/>
@@ -542,7 +609,6 @@
         <w:tc>
           <w:tcPr>
             <w:tcW w:type="dxa" w:w="2600"/>
-            <w:shd w:fill="EEF1F6" w:color="auto" w:val="clear"/>
             <w:tcMar>
               <w:top w:type="dxa" w:w="60"/>
               <w:left w:type="dxa" w:w="90"/>
@@ -566,24 +632,23 @@
         <w:tc>
           <w:tcPr>
             <w:tcW w:type="dxa" w:w="7038"/>
-            <w:shd w:fill="EEF1F6" w:color="auto" w:val="clear"/>
-            <w:tcMar>
-              <w:top w:type="dxa" w:w="60"/>
-              <w:left w:type="dxa" w:w="90"/>
-              <w:bottom w:type="dxa" w:w="60"/>
-              <w:right w:type="dxa" w:w="90"/>
-            </w:tcMar>
-          </w:tcPr>
-          <w:p>
-            <w:pPr>
-              <w:spacing w:after="40"/>
-              <w:jc w:val="left"/>
-            </w:pPr>
-            <w:r>
-              <w:rPr>
-                <w:rFonts w:ascii="Inter" w:cs="Inter" w:eastAsia="Inter" w:hAnsi="Inter"/>
-              </w:rPr>
-              <w:t xml:space="preserve">Version 3 du 30/10/2026</w:t>
+            <w:tcMar>
+              <w:top w:type="dxa" w:w="60"/>
+              <w:left w:type="dxa" w:w="90"/>
+              <w:bottom w:type="dxa" w:w="60"/>
+              <w:right w:type="dxa" w:w="90"/>
+            </w:tcMar>
+          </w:tcPr>
+          <w:p>
+            <w:pPr>
+              <w:spacing w:after="40"/>
+              <w:jc w:val="left"/>
+            </w:pPr>
+            <w:r>
+              <w:rPr>
+                <w:rFonts w:ascii="Inter" w:cs="Inter" w:eastAsia="Inter" w:hAnsi="Inter"/>
+              </w:rPr>
+              <w:t xml:space="preserve">Version 4 du 30/10/2026</w:t>
             </w:r>
           </w:p>
         </w:tc>
@@ -642,7 +707,7 @@
         <w:rPr>
           <w:rFonts w:ascii="Inter" w:cs="Inter" w:eastAsia="Inter" w:hAnsi="Inter"/>
         </w:rPr>
-        <w:t xml:space="preserve"> réunit la promotion pendant une journée, un mardi, en dehors des semaines au CFA : le matin prépare ou prolonge l’activité, l’après-midi accueille la rencontre ou l’événement. Il est toujours relié au métier de manager d’établissement marchand : manager une équipe, développer le commerce, piloter la rentabilité, ou préparer son avenir (emploi, création d’entreprise).</w:t>
+        <w:t xml:space="preserve"> réunit la promotion pendant une journée : un mardi par mois, les autres mardis étant des mardis de cours. Le matin prépare ou prolonge l’activité, l’après-midi accueille la rencontre ou l’événement. Il est toujours relié au métier de manager d’établissement marchand : manager une équipe, développer le commerce, piloter la rentabilité, ou préparer son avenir (emploi, création d’entreprise).</w:t>
       </w:r>
     </w:p>
     <w:tbl>
@@ -744,7 +809,7 @@
               <w:rPr>
                 <w:rFonts w:ascii="Inter" w:cs="Inter" w:eastAsia="Inter" w:hAnsi="Inter"/>
               </w:rPr>
-              <w:t xml:space="preserve">Ne pas réduire les heures d’enseignement</w:t>
+              <w:t xml:space="preserve">Des journées pédagogiques à part entière</w:t>
             </w:r>
           </w:p>
         </w:tc>
@@ -767,7 +832,7 @@
               <w:rPr>
                 <w:rFonts w:ascii="Inter" w:cs="Inter" w:eastAsia="Inter" w:hAnsi="Inter"/>
               </w:rPr>
-              <w:t xml:space="preserve">Les 420 heures d’enseignement restent entières. Les Rendez-vous ajoutent 84 heures de formation (12 × 7 heures), soit 504 heures au total (pièce n° 18).</w:t>
+              <w:t xml:space="preserve">Chaque Rendez-vous poursuit des objectifs rattachés aux compétences du titre. Les 12 Rendez-vous représentent 84 heures de formation, qui s’ajoutent aux 343 heures d’enseignement en face à face, soit 427 heures au total (pièce n° 18).</w:t>
             </w:r>
           </w:p>
         </w:tc>
@@ -820,7 +885,7 @@
               <w:rPr>
                 <w:rFonts w:ascii="Inter" w:cs="Inter" w:eastAsia="Inter" w:hAnsi="Inter"/>
               </w:rPr>
-              <w:t xml:space="preserve">Un mardi par mois, de 8 h à 12 h et de 13 h à 16 h (pauses de 15 minutes à 10 h et à 15 h), pendant une semaine en entreprise. Le calendrier est remis à l’employeur avant la signature du contrat et annexé à la convention de formation.</w:t>
+              <w:t xml:space="preserve">Un mardi par mois, de 8 h à 12 h et de 13 h à 16 h (pauses de 15 minutes à 10 h et à 15 h), à la place d’un mardi de cours. Le calendrier est remis à l’employeur avant la signature du contrat et annexé à la convention de formation.</w:t>
             </w:r>
           </w:p>
         </w:tc>
@@ -9310,7 +9375,7 @@
         <w:rPr>
           <w:rFonts w:ascii="Inter" w:cs="Inter" w:eastAsia="Inter" w:hAnsi="Inter"/>
         </w:rPr>
-        <w:t xml:space="preserve"> formés dès mars : chaque apprenti a un camarade référent qui prend de ses nouvelles entre les semaines au CFA.</w:t>
+        <w:t xml:space="preserve"> formés dès mars : chaque apprenti a un camarade référent qui prend de ses nouvelles entre deux mardis.</w:t>
       </w:r>
     </w:p>
     <w:p>
